--- a/templates/QUICK REPORT/DEFECT IR/battery-overview.docx
+++ b/templates/QUICK REPORT/DEFECT IR/battery-overview.docx
@@ -65,20 +65,12 @@
               <w:spacing w:after="0" w:line="240" w:lineRule="auto"/>
               <w:jc w:val="center"/>
               <w:rPr>
-                <w:rFonts w:ascii="Tahoma" w:hAnsi="Tahoma" w:cs="Tahoma"/>
-              </w:rPr>
-            </w:pPr>
-            <w:bookmarkStart w:id="0" w:name="_Hlk192926275"/>
-            <w:bookmarkStart w:id="1" w:name="_Hlk192926323"/>
-            <w:bookmarkStart w:id="2" w:name="_Hlk192777971"/>
-            <w:r>
-              <w:tab/>
-            </w:r>
-            <w:bookmarkEnd w:id="0"/>
-            <w:bookmarkEnd w:id="1"/>
-            <w:bookmarkEnd w:id="2"/>
-            <w:r>
-              <w:rPr>
+                <w:rFonts w:cstheme="minorHAnsi"/>
+              </w:rPr>
+            </w:pPr>
+            <w:r>
+              <w:rPr>
+                <w:rFonts w:cstheme="minorHAnsi"/>
                 <w:noProof/>
                 <w:lang w:eastAsia="en-MY"/>
               </w:rPr>
@@ -144,26 +136,14 @@
               <w:spacing w:after="0" w:line="240" w:lineRule="auto"/>
               <w:ind w:left="147"/>
               <w:rPr>
-                <w:rFonts w:ascii="Tahoma" w:hAnsi="Tahoma" w:cs="Tahoma"/>
-              </w:rPr>
-            </w:pPr>
-            <w:r>
-              <w:rPr>
-                <w:rFonts w:ascii="Tahoma" w:hAnsi="Tahoma" w:cs="Tahoma"/>
-              </w:rPr>
-              <w:t>S</w:t>
-            </w:r>
-            <w:r>
-              <w:rPr>
-                <w:rFonts w:ascii="Tahoma" w:hAnsi="Tahoma" w:cs="Tahoma"/>
-              </w:rPr>
-              <w:t>ubs</w:t>
-            </w:r>
-            <w:r>
-              <w:rPr>
-                <w:rFonts w:ascii="Tahoma" w:hAnsi="Tahoma" w:cs="Tahoma"/>
-              </w:rPr>
-              <w:t>tation</w:t>
+                <w:rFonts w:cstheme="minorHAnsi"/>
+              </w:rPr>
+            </w:pPr>
+            <w:r>
+              <w:rPr>
+                <w:rFonts w:cstheme="minorHAnsi"/>
+              </w:rPr>
+              <w:t>Substation</w:t>
             </w:r>
           </w:p>
         </w:tc>
@@ -178,28 +158,14 @@
               <w:spacing w:after="0" w:line="240" w:lineRule="auto"/>
               <w:ind w:left="139"/>
               <w:rPr>
-                <w:rFonts w:ascii="Tahoma" w:hAnsi="Tahoma" w:cs="Tahoma"/>
-              </w:rPr>
-            </w:pPr>
-            <w:r>
-              <w:rPr>
-                <w:rFonts w:ascii="Tahoma" w:hAnsi="Tahoma" w:cs="Tahoma"/>
-              </w:rPr>
-              <w:t xml:space="preserve">{{ </w:t>
-            </w:r>
-            <w:proofErr w:type="spellStart"/>
-            <w:r>
-              <w:rPr>
-                <w:rFonts w:ascii="Tahoma" w:hAnsi="Tahoma" w:cs="Tahoma"/>
-              </w:rPr>
-              <w:t>substation.name_erms</w:t>
-            </w:r>
-            <w:proofErr w:type="spellEnd"/>
-            <w:r>
-              <w:rPr>
-                <w:rFonts w:ascii="Tahoma" w:hAnsi="Tahoma" w:cs="Tahoma"/>
-              </w:rPr>
-              <w:t xml:space="preserve"> }}</w:t>
+                <w:rFonts w:cstheme="minorHAnsi"/>
+              </w:rPr>
+            </w:pPr>
+            <w:r>
+              <w:rPr>
+                <w:rFonts w:cstheme="minorHAnsi"/>
+              </w:rPr>
+              <w:t>{{ substation.name_erms }}</w:t>
             </w:r>
           </w:p>
         </w:tc>
@@ -214,40 +180,20 @@
               <w:spacing w:after="0" w:line="240" w:lineRule="auto"/>
               <w:ind w:left="142"/>
               <w:rPr>
-                <w:rFonts w:ascii="Tahoma" w:hAnsi="Tahoma" w:cs="Tahoma"/>
-              </w:rPr>
-            </w:pPr>
-            <w:r>
-              <w:rPr>
-                <w:rFonts w:ascii="Tahoma" w:hAnsi="Tahoma" w:cs="Tahoma"/>
-              </w:rPr>
-              <w:t>Date:</w:t>
-            </w:r>
-            <w:r>
-              <w:rPr>
-                <w:rFonts w:ascii="Tahoma" w:hAnsi="Tahoma" w:cs="Tahoma"/>
-              </w:rPr>
-              <w:t xml:space="preserve"> </w:t>
-            </w:r>
-            <w:r>
-              <w:rPr>
-                <w:rFonts w:ascii="Tahoma" w:hAnsi="Tahoma" w:cs="Tahoma"/>
-              </w:rPr>
-              <w:t xml:space="preserve">{{ </w:t>
-            </w:r>
-            <w:proofErr w:type="spellStart"/>
-            <w:r>
-              <w:rPr>
-                <w:rFonts w:ascii="Tahoma" w:hAnsi="Tahoma" w:cs="Tahoma"/>
-              </w:rPr>
-              <w:t>substation.date</w:t>
-            </w:r>
-            <w:proofErr w:type="spellEnd"/>
-            <w:r>
-              <w:rPr>
-                <w:rFonts w:ascii="Tahoma" w:hAnsi="Tahoma" w:cs="Tahoma"/>
-              </w:rPr>
-              <w:t xml:space="preserve"> }}</w:t>
+                <w:rFonts w:cstheme="minorHAnsi"/>
+              </w:rPr>
+            </w:pPr>
+            <w:r>
+              <w:rPr>
+                <w:rFonts w:cstheme="minorHAnsi"/>
+              </w:rPr>
+              <w:t xml:space="preserve">Date: </w:t>
+            </w:r>
+            <w:r>
+              <w:rPr>
+                <w:rFonts w:cstheme="minorHAnsi"/>
+              </w:rPr>
+              <w:t>{{ substation.date }}</w:t>
             </w:r>
           </w:p>
         </w:tc>
@@ -269,7 +215,7 @@
               <w:spacing w:after="0" w:line="240" w:lineRule="auto"/>
               <w:jc w:val="center"/>
               <w:rPr>
-                <w:rFonts w:ascii="Tahoma" w:hAnsi="Tahoma" w:cs="Tahoma"/>
+                <w:rFonts w:cstheme="minorHAnsi"/>
                 <w:b/>
                 <w:u w:val="single"/>
               </w:rPr>
@@ -280,18 +226,19 @@
           <w:tcPr>
             <w:tcW w:w="1549" w:type="dxa"/>
             <w:gridSpan w:val="3"/>
+            <w:vAlign w:val="center"/>
           </w:tcPr>
           <w:p>
             <w:pPr>
               <w:spacing w:after="0" w:line="240" w:lineRule="auto"/>
               <w:ind w:left="142"/>
               <w:rPr>
-                <w:rFonts w:ascii="Tahoma" w:hAnsi="Tahoma" w:cs="Tahoma"/>
-              </w:rPr>
-            </w:pPr>
-            <w:r>
-              <w:rPr>
-                <w:rFonts w:ascii="Tahoma" w:hAnsi="Tahoma" w:cs="Tahoma"/>
+                <w:rFonts w:cstheme="minorHAnsi"/>
+              </w:rPr>
+            </w:pPr>
+            <w:r>
+              <w:rPr>
+                <w:rFonts w:cstheme="minorHAnsi"/>
               </w:rPr>
               <w:t>Equipment</w:t>
             </w:r>
@@ -301,19 +248,20 @@
           <w:tcPr>
             <w:tcW w:w="1842" w:type="dxa"/>
             <w:gridSpan w:val="2"/>
+            <w:vAlign w:val="center"/>
           </w:tcPr>
           <w:p>
             <w:pPr>
               <w:spacing w:after="0" w:line="240" w:lineRule="auto"/>
               <w:ind w:left="139"/>
               <w:rPr>
-                <w:rFonts w:ascii="Tahoma" w:hAnsi="Tahoma" w:cs="Tahoma"/>
-                <w:sz w:val="20"/>
-              </w:rPr>
-            </w:pPr>
-            <w:r>
-              <w:rPr>
-                <w:rFonts w:ascii="Tahoma" w:hAnsi="Tahoma" w:cs="Tahoma"/>
+                <w:rFonts w:cstheme="minorHAnsi"/>
+                <w:sz w:val="20"/>
+              </w:rPr>
+            </w:pPr>
+            <w:r>
+              <w:rPr>
+                <w:rFonts w:cstheme="minorHAnsi"/>
               </w:rPr>
               <w:t>BATTERY BANK</w:t>
             </w:r>
@@ -323,18 +271,19 @@
           <w:tcPr>
             <w:tcW w:w="1578" w:type="dxa"/>
             <w:gridSpan w:val="7"/>
+            <w:vAlign w:val="center"/>
           </w:tcPr>
           <w:p>
             <w:pPr>
               <w:spacing w:after="0" w:line="240" w:lineRule="auto"/>
               <w:ind w:left="139"/>
               <w:rPr>
-                <w:rFonts w:ascii="Tahoma" w:hAnsi="Tahoma" w:cs="Tahoma"/>
-              </w:rPr>
-            </w:pPr>
-            <w:r>
-              <w:rPr>
-                <w:rFonts w:ascii="Tahoma" w:hAnsi="Tahoma" w:cs="Tahoma"/>
+                <w:rFonts w:cstheme="minorHAnsi"/>
+              </w:rPr>
+            </w:pPr>
+            <w:r>
+              <w:rPr>
+                <w:rFonts w:cstheme="minorHAnsi"/>
               </w:rPr>
               <w:t>Manufacturer</w:t>
             </w:r>
@@ -344,34 +293,21 @@
           <w:tcPr>
             <w:tcW w:w="1558" w:type="dxa"/>
             <w:gridSpan w:val="3"/>
+            <w:vAlign w:val="center"/>
           </w:tcPr>
           <w:p>
             <w:pPr>
               <w:spacing w:after="0" w:line="240" w:lineRule="auto"/>
               <w:ind w:left="139"/>
               <w:rPr>
-                <w:rFonts w:ascii="Tahoma" w:hAnsi="Tahoma" w:cs="Tahoma"/>
-              </w:rPr>
-            </w:pPr>
-            <w:r>
-              <w:rPr>
-                <w:rFonts w:ascii="Tahoma" w:hAnsi="Tahoma" w:cs="Tahoma"/>
-              </w:rPr>
-              <w:t xml:space="preserve">{{ </w:t>
-            </w:r>
-            <w:proofErr w:type="spellStart"/>
-            <w:r>
-              <w:rPr>
-                <w:rFonts w:ascii="Tahoma" w:hAnsi="Tahoma" w:cs="Tahoma"/>
-              </w:rPr>
-              <w:t>batt.manufacturer</w:t>
-            </w:r>
-            <w:proofErr w:type="spellEnd"/>
-            <w:r>
-              <w:rPr>
-                <w:rFonts w:ascii="Tahoma" w:hAnsi="Tahoma" w:cs="Tahoma"/>
-              </w:rPr>
-              <w:t xml:space="preserve"> }}</w:t>
+                <w:rFonts w:cstheme="minorHAnsi"/>
+              </w:rPr>
+            </w:pPr>
+            <w:r>
+              <w:rPr>
+                <w:rFonts w:cstheme="minorHAnsi"/>
+              </w:rPr>
+              <w:t>{{ batt.manufacturer }}</w:t>
             </w:r>
           </w:p>
         </w:tc>
@@ -379,40 +315,27 @@
           <w:tcPr>
             <w:tcW w:w="2001" w:type="dxa"/>
             <w:gridSpan w:val="7"/>
+            <w:vAlign w:val="center"/>
           </w:tcPr>
           <w:p>
             <w:pPr>
               <w:spacing w:after="0" w:line="240" w:lineRule="auto"/>
               <w:ind w:left="142"/>
               <w:rPr>
-                <w:rFonts w:ascii="Tahoma" w:hAnsi="Tahoma" w:cs="Tahoma"/>
-              </w:rPr>
-            </w:pPr>
-            <w:r>
-              <w:rPr>
-                <w:rFonts w:ascii="Tahoma" w:hAnsi="Tahoma" w:cs="Tahoma"/>
+                <w:rFonts w:cstheme="minorHAnsi"/>
+              </w:rPr>
+            </w:pPr>
+            <w:r>
+              <w:rPr>
+                <w:rFonts w:cstheme="minorHAnsi"/>
               </w:rPr>
               <w:t xml:space="preserve">Time: </w:t>
             </w:r>
             <w:r>
               <w:rPr>
-                <w:rFonts w:ascii="Tahoma" w:hAnsi="Tahoma" w:cs="Tahoma"/>
-              </w:rPr>
-              <w:t xml:space="preserve">{{ </w:t>
-            </w:r>
-            <w:proofErr w:type="spellStart"/>
-            <w:r>
-              <w:rPr>
-                <w:rFonts w:ascii="Tahoma" w:hAnsi="Tahoma" w:cs="Tahoma"/>
-              </w:rPr>
-              <w:t>substation.time</w:t>
-            </w:r>
-            <w:proofErr w:type="spellEnd"/>
-            <w:r>
-              <w:rPr>
-                <w:rFonts w:ascii="Tahoma" w:hAnsi="Tahoma" w:cs="Tahoma"/>
-              </w:rPr>
-              <w:t xml:space="preserve"> }}</w:t>
+                <w:rFonts w:cstheme="minorHAnsi"/>
+              </w:rPr>
+              <w:t>{{ substation.time }}</w:t>
             </w:r>
           </w:p>
         </w:tc>
@@ -433,7 +356,7 @@
             <w:pPr>
               <w:spacing w:after="0" w:line="240" w:lineRule="auto"/>
               <w:rPr>
-                <w:rFonts w:ascii="Tahoma" w:hAnsi="Tahoma" w:cs="Tahoma"/>
+                <w:rFonts w:cstheme="minorHAnsi"/>
                 <w:b/>
                 <w:u w:val="single"/>
               </w:rPr>
@@ -444,18 +367,19 @@
           <w:tcPr>
             <w:tcW w:w="1549" w:type="dxa"/>
             <w:gridSpan w:val="3"/>
+            <w:vAlign w:val="center"/>
           </w:tcPr>
           <w:p>
             <w:pPr>
               <w:spacing w:after="0" w:line="240" w:lineRule="auto"/>
               <w:ind w:left="142"/>
               <w:rPr>
-                <w:rFonts w:ascii="Tahoma" w:hAnsi="Tahoma" w:cs="Tahoma"/>
-              </w:rPr>
-            </w:pPr>
-            <w:r>
-              <w:rPr>
-                <w:rFonts w:ascii="Tahoma" w:hAnsi="Tahoma" w:cs="Tahoma"/>
+                <w:rFonts w:cstheme="minorHAnsi"/>
+              </w:rPr>
+            </w:pPr>
+            <w:r>
+              <w:rPr>
+                <w:rFonts w:cstheme="minorHAnsi"/>
               </w:rPr>
               <w:t>Model</w:t>
             </w:r>
@@ -465,34 +389,21 @@
           <w:tcPr>
             <w:tcW w:w="1842" w:type="dxa"/>
             <w:gridSpan w:val="2"/>
+            <w:vAlign w:val="center"/>
           </w:tcPr>
           <w:p>
             <w:pPr>
               <w:spacing w:after="0" w:line="240" w:lineRule="auto"/>
               <w:ind w:left="139"/>
               <w:rPr>
-                <w:rFonts w:ascii="Tahoma" w:hAnsi="Tahoma" w:cs="Tahoma"/>
-              </w:rPr>
-            </w:pPr>
-            <w:r>
-              <w:rPr>
-                <w:rFonts w:ascii="Tahoma" w:hAnsi="Tahoma" w:cs="Tahoma"/>
-              </w:rPr>
-              <w:t xml:space="preserve">{{ </w:t>
-            </w:r>
-            <w:proofErr w:type="spellStart"/>
-            <w:r>
-              <w:rPr>
-                <w:rFonts w:ascii="Tahoma" w:hAnsi="Tahoma" w:cs="Tahoma"/>
-              </w:rPr>
-              <w:t>batt.model</w:t>
-            </w:r>
-            <w:proofErr w:type="spellEnd"/>
-            <w:r>
-              <w:rPr>
-                <w:rFonts w:ascii="Tahoma" w:hAnsi="Tahoma" w:cs="Tahoma"/>
-              </w:rPr>
-              <w:t xml:space="preserve"> }}</w:t>
+                <w:rFonts w:cstheme="minorHAnsi"/>
+              </w:rPr>
+            </w:pPr>
+            <w:r>
+              <w:rPr>
+                <w:rFonts w:cstheme="minorHAnsi"/>
+              </w:rPr>
+              <w:t>{{ batt.model }}</w:t>
             </w:r>
           </w:p>
         </w:tc>
@@ -500,18 +411,19 @@
           <w:tcPr>
             <w:tcW w:w="1578" w:type="dxa"/>
             <w:gridSpan w:val="7"/>
+            <w:vAlign w:val="center"/>
           </w:tcPr>
           <w:p>
             <w:pPr>
               <w:spacing w:after="0" w:line="240" w:lineRule="auto"/>
               <w:ind w:left="139"/>
               <w:rPr>
-                <w:rFonts w:ascii="Tahoma" w:hAnsi="Tahoma" w:cs="Tahoma"/>
-              </w:rPr>
-            </w:pPr>
-            <w:r>
-              <w:rPr>
-                <w:rFonts w:ascii="Tahoma" w:hAnsi="Tahoma" w:cs="Tahoma"/>
+                <w:rFonts w:cstheme="minorHAnsi"/>
+              </w:rPr>
+            </w:pPr>
+            <w:r>
+              <w:rPr>
+                <w:rFonts w:cstheme="minorHAnsi"/>
               </w:rPr>
               <w:t>Rating</w:t>
             </w:r>
@@ -521,18 +433,19 @@
           <w:tcPr>
             <w:tcW w:w="1558" w:type="dxa"/>
             <w:gridSpan w:val="3"/>
+            <w:vAlign w:val="center"/>
           </w:tcPr>
           <w:p>
             <w:pPr>
               <w:spacing w:after="0" w:line="240" w:lineRule="auto"/>
               <w:ind w:left="139"/>
               <w:rPr>
-                <w:rFonts w:ascii="Tahoma" w:hAnsi="Tahoma" w:cs="Tahoma"/>
-              </w:rPr>
-            </w:pPr>
-            <w:r>
-              <w:rPr>
-                <w:rFonts w:ascii="Tahoma" w:hAnsi="Tahoma" w:cs="Tahoma"/>
+                <w:rFonts w:cstheme="minorHAnsi"/>
+              </w:rPr>
+            </w:pPr>
+            <w:r>
+              <w:rPr>
+                <w:rFonts w:cstheme="minorHAnsi"/>
                 <w:color w:val="000000"/>
               </w:rPr>
               <w:t>240V/50Hz</w:t>
@@ -543,40 +456,27 @@
           <w:tcPr>
             <w:tcW w:w="2001" w:type="dxa"/>
             <w:gridSpan w:val="7"/>
+            <w:vAlign w:val="center"/>
           </w:tcPr>
           <w:p>
             <w:pPr>
               <w:spacing w:after="0" w:line="240" w:lineRule="auto"/>
               <w:ind w:left="142"/>
               <w:rPr>
-                <w:rFonts w:ascii="Tahoma" w:hAnsi="Tahoma" w:cs="Tahoma"/>
-              </w:rPr>
-            </w:pPr>
-            <w:r>
-              <w:rPr>
-                <w:rFonts w:ascii="Tahoma" w:hAnsi="Tahoma" w:cs="Tahoma"/>
+                <w:rFonts w:cstheme="minorHAnsi"/>
+              </w:rPr>
+            </w:pPr>
+            <w:r>
+              <w:rPr>
+                <w:rFonts w:cstheme="minorHAnsi"/>
               </w:rPr>
               <w:t xml:space="preserve">Humidity: </w:t>
             </w:r>
             <w:r>
               <w:rPr>
-                <w:rFonts w:ascii="Tahoma" w:hAnsi="Tahoma" w:cs="Tahoma"/>
-              </w:rPr>
-              <w:t xml:space="preserve">{{ </w:t>
-            </w:r>
-            <w:proofErr w:type="spellStart"/>
-            <w:r>
-              <w:rPr>
-                <w:rFonts w:ascii="Tahoma" w:hAnsi="Tahoma" w:cs="Tahoma"/>
-              </w:rPr>
-              <w:t>substation.humidity</w:t>
-            </w:r>
-            <w:proofErr w:type="spellEnd"/>
-            <w:r>
-              <w:rPr>
-                <w:rFonts w:ascii="Tahoma" w:hAnsi="Tahoma" w:cs="Tahoma"/>
-              </w:rPr>
-              <w:t xml:space="preserve"> }}</w:t>
+                <w:rFonts w:cstheme="minorHAnsi"/>
+              </w:rPr>
+              <w:t>{{ substation.humidity }}</w:t>
             </w:r>
           </w:p>
         </w:tc>
@@ -597,7 +497,7 @@
             <w:pPr>
               <w:spacing w:after="0" w:line="240" w:lineRule="auto"/>
               <w:rPr>
-                <w:rFonts w:ascii="Tahoma" w:hAnsi="Tahoma" w:cs="Tahoma"/>
+                <w:rFonts w:cstheme="minorHAnsi"/>
                 <w:b/>
                 <w:u w:val="single"/>
               </w:rPr>
@@ -608,18 +508,19 @@
           <w:tcPr>
             <w:tcW w:w="1549" w:type="dxa"/>
             <w:gridSpan w:val="3"/>
+            <w:vAlign w:val="center"/>
           </w:tcPr>
           <w:p>
             <w:pPr>
               <w:spacing w:after="0" w:line="240" w:lineRule="auto"/>
               <w:ind w:left="142"/>
               <w:rPr>
-                <w:rFonts w:ascii="Tahoma" w:hAnsi="Tahoma" w:cs="Tahoma"/>
-              </w:rPr>
-            </w:pPr>
-            <w:r>
-              <w:rPr>
-                <w:rFonts w:ascii="Tahoma" w:hAnsi="Tahoma" w:cs="Tahoma"/>
+                <w:rFonts w:cstheme="minorHAnsi"/>
+              </w:rPr>
+            </w:pPr>
+            <w:r>
+              <w:rPr>
+                <w:rFonts w:cstheme="minorHAnsi"/>
               </w:rPr>
               <w:t>Area</w:t>
             </w:r>
@@ -629,18 +530,19 @@
           <w:tcPr>
             <w:tcW w:w="3420" w:type="dxa"/>
             <w:gridSpan w:val="9"/>
+            <w:vAlign w:val="center"/>
           </w:tcPr>
           <w:p>
             <w:pPr>
               <w:spacing w:after="0" w:line="240" w:lineRule="auto"/>
               <w:ind w:left="139"/>
               <w:rPr>
-                <w:rFonts w:ascii="Tahoma" w:hAnsi="Tahoma" w:cs="Tahoma"/>
-              </w:rPr>
-            </w:pPr>
-            <w:r>
-              <w:rPr>
-                <w:rFonts w:ascii="Tahoma" w:hAnsi="Tahoma" w:cs="Tahoma"/>
+                <w:rFonts w:cstheme="minorHAnsi"/>
+              </w:rPr>
+            </w:pPr>
+            <w:r>
+              <w:rPr>
+                <w:rFonts w:cstheme="minorHAnsi"/>
               </w:rPr>
               <w:t>OVERVIEW</w:t>
             </w:r>
@@ -650,26 +552,21 @@
           <w:tcPr>
             <w:tcW w:w="1558" w:type="dxa"/>
             <w:gridSpan w:val="3"/>
+            <w:vAlign w:val="center"/>
           </w:tcPr>
           <w:p>
             <w:pPr>
               <w:spacing w:after="0" w:line="240" w:lineRule="auto"/>
               <w:ind w:left="139"/>
               <w:rPr>
-                <w:rFonts w:ascii="Tahoma" w:hAnsi="Tahoma" w:cs="Tahoma"/>
-              </w:rPr>
-            </w:pPr>
-            <w:r>
-              <w:rPr>
-                <w:rFonts w:ascii="Tahoma" w:hAnsi="Tahoma" w:cs="Tahoma"/>
-              </w:rPr>
-              <w:t>Battery</w:t>
-            </w:r>
-            <w:r>
-              <w:rPr>
-                <w:rFonts w:ascii="Tahoma" w:hAnsi="Tahoma" w:cs="Tahoma"/>
-              </w:rPr>
-              <w:t xml:space="preserve"> No.</w:t>
+                <w:rFonts w:cstheme="minorHAnsi"/>
+              </w:rPr>
+            </w:pPr>
+            <w:r>
+              <w:rPr>
+                <w:rFonts w:cstheme="minorHAnsi"/>
+              </w:rPr>
+              <w:t>Battery No.</w:t>
             </w:r>
           </w:p>
         </w:tc>
@@ -677,34 +574,21 @@
           <w:tcPr>
             <w:tcW w:w="2001" w:type="dxa"/>
             <w:gridSpan w:val="7"/>
+            <w:vAlign w:val="center"/>
           </w:tcPr>
           <w:p>
             <w:pPr>
               <w:spacing w:after="0" w:line="240" w:lineRule="auto"/>
               <w:ind w:left="142"/>
               <w:rPr>
-                <w:rFonts w:ascii="Tahoma" w:hAnsi="Tahoma" w:cs="Tahoma"/>
-              </w:rPr>
-            </w:pPr>
-            <w:r>
-              <w:rPr>
-                <w:rFonts w:ascii="Tahoma" w:hAnsi="Tahoma" w:cs="Tahoma"/>
-              </w:rPr>
-              <w:t xml:space="preserve">{{ </w:t>
-            </w:r>
-            <w:proofErr w:type="spellStart"/>
-            <w:r>
-              <w:rPr>
-                <w:rFonts w:ascii="Tahoma" w:hAnsi="Tahoma" w:cs="Tahoma"/>
-              </w:rPr>
-              <w:t>batt.number</w:t>
-            </w:r>
-            <w:proofErr w:type="spellEnd"/>
-            <w:r>
-              <w:rPr>
-                <w:rFonts w:ascii="Tahoma" w:hAnsi="Tahoma" w:cs="Tahoma"/>
-              </w:rPr>
-              <w:t xml:space="preserve"> }}</w:t>
+                <w:rFonts w:cstheme="minorHAnsi"/>
+              </w:rPr>
+            </w:pPr>
+            <w:r>
+              <w:rPr>
+                <w:rFonts w:cstheme="minorHAnsi"/>
+              </w:rPr>
+              <w:t>{{ batt.number }}</w:t>
             </w:r>
           </w:p>
         </w:tc>
@@ -728,12 +612,12 @@
               <w:spacing w:after="0" w:line="240" w:lineRule="auto"/>
               <w:jc w:val="center"/>
               <w:rPr>
-                <w:rFonts w:ascii="Tahoma" w:hAnsi="Tahoma" w:cs="Tahoma"/>
-              </w:rPr>
-            </w:pPr>
-            <w:r>
-              <w:rPr>
-                <w:rFonts w:ascii="Tahoma" w:hAnsi="Tahoma" w:cs="Tahoma"/>
+                <w:rFonts w:cstheme="minorHAnsi"/>
+              </w:rPr>
+            </w:pPr>
+            <w:r>
+              <w:rPr>
+                <w:rFonts w:cstheme="minorHAnsi"/>
               </w:rPr>
               <w:t>Location</w:t>
             </w:r>
@@ -753,12 +637,12 @@
               <w:spacing w:after="0" w:line="240" w:lineRule="auto"/>
               <w:ind w:left="142"/>
               <w:rPr>
-                <w:rFonts w:ascii="Tahoma" w:hAnsi="Tahoma" w:cs="Tahoma"/>
-              </w:rPr>
-            </w:pPr>
-            <w:r>
-              <w:rPr>
-                <w:rFonts w:ascii="Tahoma" w:hAnsi="Tahoma" w:cs="Tahoma"/>
+                <w:rFonts w:cstheme="minorHAnsi"/>
+              </w:rPr>
+            </w:pPr>
+            <w:r>
+              <w:rPr>
+                <w:rFonts w:cstheme="minorHAnsi"/>
               </w:rPr>
               <w:t>-</w:t>
             </w:r>
@@ -783,7 +667,7 @@
             <w:pPr>
               <w:spacing w:after="0" w:line="240" w:lineRule="auto"/>
               <w:rPr>
-                <w:rFonts w:ascii="Tahoma" w:hAnsi="Tahoma" w:cs="Tahoma"/>
+                <w:rFonts w:cstheme="minorHAnsi"/>
                 <w:b/>
                 <w:sz w:val="16"/>
                 <w:u w:val="single"/>
@@ -809,7 +693,7 @@
             <w:pPr>
               <w:spacing w:after="0" w:line="240" w:lineRule="auto"/>
               <w:rPr>
-                <w:rFonts w:ascii="Tahoma" w:hAnsi="Tahoma" w:cs="Tahoma"/>
+                <w:rFonts w:cstheme="minorHAnsi"/>
                 <w:b/>
                 <w:sz w:val="10"/>
                 <w:szCs w:val="16"/>
@@ -833,7 +717,7 @@
             <w:pPr>
               <w:spacing w:after="0" w:line="240" w:lineRule="auto"/>
               <w:rPr>
-                <w:rFonts w:ascii="Tahoma" w:hAnsi="Tahoma" w:cs="Tahoma"/>
+                <w:rFonts w:cstheme="minorHAnsi"/>
                 <w:b/>
                 <w:sz w:val="10"/>
                 <w:szCs w:val="16"/>
@@ -855,7 +739,7 @@
             <w:pPr>
               <w:spacing w:after="0" w:line="240" w:lineRule="auto"/>
               <w:rPr>
-                <w:rFonts w:ascii="Tahoma" w:hAnsi="Tahoma" w:cs="Tahoma"/>
+                <w:rFonts w:cstheme="minorHAnsi"/>
                 <w:b/>
                 <w:sz w:val="10"/>
                 <w:szCs w:val="16"/>
@@ -878,7 +762,7 @@
             <w:pPr>
               <w:spacing w:after="0" w:line="240" w:lineRule="auto"/>
               <w:rPr>
-                <w:rFonts w:ascii="Tahoma" w:hAnsi="Tahoma" w:cs="Tahoma"/>
+                <w:rFonts w:cstheme="minorHAnsi"/>
                 <w:b/>
                 <w:u w:val="single"/>
               </w:rPr>
@@ -899,12 +783,12 @@
               <w:spacing w:after="0" w:line="240" w:lineRule="auto"/>
               <w:jc w:val="center"/>
               <w:rPr>
-                <w:rFonts w:ascii="Tahoma" w:hAnsi="Tahoma" w:cs="Tahoma"/>
-              </w:rPr>
-            </w:pPr>
-            <w:r>
-              <w:rPr>
-                <w:rFonts w:ascii="Tahoma" w:hAnsi="Tahoma" w:cs="Tahoma"/>
+                <w:rFonts w:cstheme="minorHAnsi"/>
+              </w:rPr>
+            </w:pPr>
+            <w:r>
+              <w:rPr>
+                <w:rFonts w:cstheme="minorHAnsi"/>
                 <w:b/>
               </w:rPr>
               <w:t>IR IMAGE</w:t>
@@ -926,7 +810,7 @@
               <w:spacing w:after="0" w:line="240" w:lineRule="auto"/>
               <w:jc w:val="center"/>
               <w:rPr>
-                <w:rFonts w:ascii="Tahoma" w:hAnsi="Tahoma" w:cs="Tahoma"/>
+                <w:rFonts w:cstheme="minorHAnsi"/>
                 <w:b/>
                 <w:u w:val="single"/>
               </w:rPr>
@@ -949,7 +833,7 @@
               <w:spacing w:after="0" w:line="240" w:lineRule="auto"/>
               <w:jc w:val="center"/>
               <w:rPr>
-                <w:rFonts w:ascii="Tahoma" w:hAnsi="Tahoma" w:cs="Tahoma"/>
+                <w:rFonts w:cstheme="minorHAnsi"/>
                 <w:b/>
                 <w:u w:val="single"/>
               </w:rPr>
@@ -970,13 +854,13 @@
               <w:spacing w:after="0" w:line="240" w:lineRule="auto"/>
               <w:jc w:val="center"/>
               <w:rPr>
-                <w:rFonts w:ascii="Tahoma" w:hAnsi="Tahoma" w:cs="Tahoma"/>
-                <w:b/>
-              </w:rPr>
-            </w:pPr>
-            <w:r>
-              <w:rPr>
-                <w:rFonts w:ascii="Tahoma" w:hAnsi="Tahoma" w:cs="Tahoma"/>
+                <w:rFonts w:cstheme="minorHAnsi"/>
+                <w:b/>
+              </w:rPr>
+            </w:pPr>
+            <w:r>
+              <w:rPr>
+                <w:rFonts w:cstheme="minorHAnsi"/>
                 <w:b/>
               </w:rPr>
               <w:t>VISUAL IMAGE</w:t>
@@ -995,7 +879,7 @@
             <w:pPr>
               <w:spacing w:after="0" w:line="240" w:lineRule="auto"/>
               <w:rPr>
-                <w:rFonts w:ascii="Tahoma" w:hAnsi="Tahoma" w:cs="Tahoma"/>
+                <w:rFonts w:cstheme="minorHAnsi"/>
                 <w:b/>
                 <w:u w:val="single"/>
               </w:rPr>
@@ -1021,7 +905,7 @@
             <w:pPr>
               <w:spacing w:after="0" w:line="240" w:lineRule="auto"/>
               <w:rPr>
-                <w:rFonts w:ascii="Tahoma" w:hAnsi="Tahoma" w:cs="Tahoma"/>
+                <w:rFonts w:cstheme="minorHAnsi"/>
                 <w:b/>
                 <w:sz w:val="10"/>
                 <w:szCs w:val="16"/>
@@ -1045,7 +929,7 @@
             <w:pPr>
               <w:spacing w:after="0" w:line="240" w:lineRule="auto"/>
               <w:rPr>
-                <w:rFonts w:ascii="Tahoma" w:hAnsi="Tahoma" w:cs="Tahoma"/>
+                <w:rFonts w:cstheme="minorHAnsi"/>
                 <w:b/>
                 <w:sz w:val="10"/>
                 <w:szCs w:val="16"/>
@@ -1068,7 +952,7 @@
             <w:pPr>
               <w:spacing w:after="0" w:line="240" w:lineRule="auto"/>
               <w:rPr>
-                <w:rFonts w:ascii="Tahoma" w:hAnsi="Tahoma" w:cs="Tahoma"/>
+                <w:rFonts w:cstheme="minorHAnsi"/>
                 <w:b/>
                 <w:sz w:val="10"/>
                 <w:szCs w:val="16"/>
@@ -1096,7 +980,7 @@
             <w:pPr>
               <w:spacing w:after="0" w:line="240" w:lineRule="auto"/>
               <w:rPr>
-                <w:rFonts w:ascii="Tahoma" w:hAnsi="Tahoma" w:cs="Tahoma"/>
+                <w:rFonts w:cstheme="minorHAnsi"/>
                 <w:b/>
                 <w:sz w:val="10"/>
                 <w:szCs w:val="16"/>
@@ -1119,13 +1003,13 @@
               <w:spacing w:after="0" w:line="240" w:lineRule="auto"/>
               <w:jc w:val="center"/>
               <w:rPr>
-                <w:rFonts w:ascii="Tahoma" w:hAnsi="Tahoma" w:cs="Tahoma"/>
-                <w:b/>
-              </w:rPr>
-            </w:pPr>
-            <w:r>
-              <w:rPr>
-                <w:rFonts w:ascii="Tahoma" w:eastAsia="Calibri" w:hAnsi="Tahoma" w:cs="Tahoma"/>
+                <w:rFonts w:cstheme="minorHAnsi"/>
+                <w:b/>
+              </w:rPr>
+            </w:pPr>
+            <w:r>
+              <w:rPr>
+                <w:rFonts w:eastAsia="Calibri" w:cstheme="minorHAnsi"/>
                 <w:b/>
                 <w:kern w:val="0"/>
                 <w14:ligatures w14:val="none"/>
@@ -1150,7 +1034,7 @@
                   <v:path o:extrusionok="f" gradientshapeok="t" o:connecttype="rect"/>
                   <o:lock v:ext="edit" aspectratio="t"/>
                 </v:shapetype>
-                <v:shape id="_x0000_i1027" type="#_x0000_t75" style="width:237.65pt;height:147.5pt" o:ole="">
+                <v:shape id="_x0000_i1027" type="#_x0000_t75" style="width:237.85pt;height:147.55pt" o:ole="">
                   <v:imagedata r:id="rId7" o:title="" croptop="1206f" cropbottom="3617f" cropleft="781f" cropright="781f"/>
                 </v:shape>
                 <w:control r:id="rId8" w:name="CIRViewer121111113121111" w:shapeid="_x0000_i1027"/>
@@ -1173,7 +1057,7 @@
               <w:spacing w:after="0" w:line="240" w:lineRule="auto"/>
               <w:jc w:val="center"/>
               <w:rPr>
-                <w:rFonts w:ascii="Tahoma" w:hAnsi="Tahoma" w:cs="Tahoma"/>
+                <w:rFonts w:cstheme="minorHAnsi"/>
                 <w:b/>
                 <w:u w:val="single"/>
               </w:rPr>
@@ -1196,7 +1080,7 @@
               <w:spacing w:after="0" w:line="240" w:lineRule="auto"/>
               <w:jc w:val="center"/>
               <w:rPr>
-                <w:rFonts w:ascii="Tahoma" w:hAnsi="Tahoma" w:cs="Tahoma"/>
+                <w:rFonts w:cstheme="minorHAnsi"/>
                 <w:b/>
                 <w:u w:val="single"/>
               </w:rPr>
@@ -1217,49 +1101,14 @@
               <w:spacing w:after="0" w:line="240" w:lineRule="auto"/>
               <w:jc w:val="center"/>
               <w:rPr>
-                <w:rFonts w:ascii="Tahoma" w:hAnsi="Tahoma" w:cs="Tahoma"/>
-              </w:rPr>
-            </w:pPr>
-            <w:r>
-              <w:rPr>
-                <w:rFonts w:ascii="Tahoma" w:hAnsi="Tahoma" w:cs="Tahoma"/>
-                <w:noProof/>
-              </w:rPr>
-              <w:drawing>
-                <wp:inline distT="0" distB="0" distL="0" distR="0" wp14:anchorId="212DB50E" wp14:editId="7187A1F1">
-                  <wp:extent cx="2526030" cy="2052320"/>
-                  <wp:effectExtent l="0" t="0" r="7620" b="5080"/>
-                  <wp:docPr id="520248089" name="Picture 1"/>
-                  <wp:cNvGraphicFramePr>
-                    <a:graphicFrameLocks xmlns:a="http://schemas.openxmlformats.org/drawingml/2006/main" noChangeAspect="1"/>
-                  </wp:cNvGraphicFramePr>
-                  <a:graphic xmlns:a="http://schemas.openxmlformats.org/drawingml/2006/main">
-                    <a:graphicData uri="http://schemas.openxmlformats.org/drawingml/2006/picture">
-                      <pic:pic xmlns:pic="http://schemas.openxmlformats.org/drawingml/2006/picture">
-                        <pic:nvPicPr>
-                          <pic:cNvPr id="520248089" name=""/>
-                          <pic:cNvPicPr/>
-                        </pic:nvPicPr>
-                        <pic:blipFill>
-                          <a:blip r:embed="rId9"/>
-                          <a:stretch>
-                            <a:fillRect/>
-                          </a:stretch>
-                        </pic:blipFill>
-                        <pic:spPr>
-                          <a:xfrm>
-                            <a:off x="0" y="0"/>
-                            <a:ext cx="2526030" cy="2052320"/>
-                          </a:xfrm>
-                          <a:prstGeom prst="rect">
-                            <a:avLst/>
-                          </a:prstGeom>
-                        </pic:spPr>
-                      </pic:pic>
-                    </a:graphicData>
-                  </a:graphic>
-                </wp:inline>
-              </w:drawing>
+                <w:rFonts w:cstheme="minorHAnsi"/>
+              </w:rPr>
+            </w:pPr>
+            <w:r>
+              <w:rPr>
+                <w:rFonts w:cstheme="minorHAnsi"/>
+              </w:rPr>
+              <w:t>{{ visual.image }}</w:t>
             </w:r>
           </w:p>
         </w:tc>
@@ -1276,7 +1125,7 @@
             <w:pPr>
               <w:spacing w:after="0" w:line="240" w:lineRule="auto"/>
               <w:rPr>
-                <w:rFonts w:ascii="Tahoma" w:hAnsi="Tahoma" w:cs="Tahoma"/>
+                <w:rFonts w:cstheme="minorHAnsi"/>
                 <w:b/>
                 <w:sz w:val="10"/>
                 <w:szCs w:val="16"/>
@@ -1304,7 +1153,7 @@
             <w:pPr>
               <w:spacing w:after="0" w:line="240" w:lineRule="auto"/>
               <w:rPr>
-                <w:rFonts w:ascii="Tahoma" w:hAnsi="Tahoma" w:cs="Tahoma"/>
+                <w:rFonts w:cstheme="minorHAnsi"/>
                 <w:b/>
                 <w:sz w:val="10"/>
                 <w:u w:val="single"/>
@@ -1327,7 +1176,7 @@
             <w:pPr>
               <w:spacing w:after="0" w:line="240" w:lineRule="auto"/>
               <w:rPr>
-                <w:rFonts w:ascii="Tahoma" w:hAnsi="Tahoma" w:cs="Tahoma"/>
+                <w:rFonts w:cstheme="minorHAnsi"/>
                 <w:b/>
                 <w:sz w:val="10"/>
                 <w:u w:val="single"/>
@@ -1349,7 +1198,7 @@
             <w:pPr>
               <w:spacing w:after="0" w:line="240" w:lineRule="auto"/>
               <w:rPr>
-                <w:rFonts w:ascii="Tahoma" w:hAnsi="Tahoma" w:cs="Tahoma"/>
+                <w:rFonts w:cstheme="minorHAnsi"/>
                 <w:b/>
                 <w:sz w:val="10"/>
                 <w:u w:val="single"/>
@@ -1375,7 +1224,7 @@
             <w:pPr>
               <w:spacing w:after="0" w:line="240" w:lineRule="auto"/>
               <w:rPr>
-                <w:rFonts w:ascii="Tahoma" w:hAnsi="Tahoma" w:cs="Tahoma"/>
+                <w:rFonts w:cstheme="minorHAnsi"/>
                 <w:b/>
                 <w:u w:val="single"/>
               </w:rPr>
@@ -1395,13 +1244,13 @@
               <w:spacing w:after="0" w:line="240" w:lineRule="auto"/>
               <w:ind w:left="144"/>
               <w:rPr>
-                <w:rFonts w:ascii="Tahoma" w:hAnsi="Tahoma" w:cs="Tahoma"/>
-                <w:b/>
-              </w:rPr>
-            </w:pPr>
-            <w:r>
-              <w:rPr>
-                <w:rFonts w:ascii="Tahoma" w:hAnsi="Tahoma" w:cs="Tahoma"/>
+                <w:rFonts w:cstheme="minorHAnsi"/>
+                <w:b/>
+              </w:rPr>
+            </w:pPr>
+            <w:r>
+              <w:rPr>
+                <w:rFonts w:cstheme="minorHAnsi"/>
                 <w:b/>
               </w:rPr>
               <w:t>PARAMETER</w:t>
@@ -1422,13 +1271,13 @@
               <w:spacing w:after="0" w:line="240" w:lineRule="auto"/>
               <w:jc w:val="center"/>
               <w:rPr>
-                <w:rFonts w:ascii="Tahoma" w:hAnsi="Tahoma" w:cs="Tahoma"/>
-                <w:b/>
-              </w:rPr>
-            </w:pPr>
-            <w:r>
-              <w:rPr>
-                <w:rFonts w:ascii="Tahoma" w:hAnsi="Tahoma" w:cs="Tahoma"/>
+                <w:rFonts w:cstheme="minorHAnsi"/>
+                <w:b/>
+              </w:rPr>
+            </w:pPr>
+            <w:r>
+              <w:rPr>
+                <w:rFonts w:cstheme="minorHAnsi"/>
                 <w:b/>
               </w:rPr>
               <w:t>VALUE</w:t>
@@ -1449,7 +1298,7 @@
             <w:pPr>
               <w:spacing w:after="0" w:line="240" w:lineRule="auto"/>
               <w:rPr>
-                <w:rFonts w:ascii="Tahoma" w:hAnsi="Tahoma" w:cs="Tahoma"/>
+                <w:rFonts w:cstheme="minorHAnsi"/>
                 <w:b/>
                 <w:u w:val="single"/>
               </w:rPr>
@@ -1470,7 +1319,7 @@
             <w:pPr>
               <w:spacing w:after="0" w:line="240" w:lineRule="auto"/>
               <w:rPr>
-                <w:rFonts w:ascii="Tahoma" w:hAnsi="Tahoma" w:cs="Tahoma"/>
+                <w:rFonts w:cstheme="minorHAnsi"/>
                 <w:b/>
                 <w:u w:val="single"/>
               </w:rPr>
@@ -1491,7 +1340,7 @@
             <w:pPr>
               <w:spacing w:after="0" w:line="240" w:lineRule="auto"/>
               <w:rPr>
-                <w:rFonts w:ascii="Tahoma" w:hAnsi="Tahoma" w:cs="Tahoma"/>
+                <w:rFonts w:cstheme="minorHAnsi"/>
                 <w:b/>
                 <w:u w:val="single"/>
               </w:rPr>
@@ -1512,7 +1361,7 @@
             <w:pPr>
               <w:spacing w:after="0" w:line="240" w:lineRule="auto"/>
               <w:rPr>
-                <w:rFonts w:ascii="Tahoma" w:hAnsi="Tahoma" w:cs="Tahoma"/>
+                <w:rFonts w:cstheme="minorHAnsi"/>
                 <w:b/>
                 <w:u w:val="single"/>
               </w:rPr>
@@ -1537,7 +1386,7 @@
             <w:pPr>
               <w:spacing w:after="0" w:line="240" w:lineRule="auto"/>
               <w:rPr>
-                <w:rFonts w:ascii="Tahoma" w:hAnsi="Tahoma" w:cs="Tahoma"/>
+                <w:rFonts w:cstheme="minorHAnsi"/>
                 <w:b/>
                 <w:u w:val="single"/>
               </w:rPr>
@@ -1555,26 +1404,18 @@
               <w:spacing w:after="0" w:line="240" w:lineRule="auto"/>
               <w:ind w:left="144"/>
               <w:rPr>
-                <w:rFonts w:ascii="Tahoma" w:hAnsi="Tahoma" w:cs="Tahoma"/>
+                <w:rFonts w:cstheme="minorHAnsi"/>
                 <w:sz w:val="20"/>
                 <w:szCs w:val="18"/>
               </w:rPr>
             </w:pPr>
             <w:r>
               <w:rPr>
-                <w:rFonts w:ascii="Tahoma" w:hAnsi="Tahoma" w:cs="Tahoma"/>
+                <w:rFonts w:cstheme="minorHAnsi"/>
                 <w:sz w:val="20"/>
                 <w:szCs w:val="18"/>
               </w:rPr>
-              <w:t>Spot Temp.1 (Sp</w:t>
-            </w:r>
-            <w:r>
-              <w:rPr>
-                <w:rFonts w:ascii="Tahoma" w:hAnsi="Tahoma" w:cs="Tahoma"/>
-                <w:sz w:val="20"/>
-                <w:szCs w:val="18"/>
-              </w:rPr>
-              <w:t>1)</w:t>
+              <w:t>Spot Temp.1 (Sp1)</w:t>
             </w:r>
           </w:p>
         </w:tc>
@@ -1589,7 +1430,7 @@
               <w:spacing w:after="0" w:line="240" w:lineRule="auto"/>
               <w:jc w:val="center"/>
               <w:rPr>
-                <w:rFonts w:ascii="Tahoma" w:hAnsi="Tahoma" w:cs="Tahoma"/>
+                <w:rFonts w:cstheme="minorHAnsi"/>
                 <w:sz w:val="20"/>
                 <w:szCs w:val="18"/>
               </w:rPr>
@@ -1609,7 +1450,7 @@
             <w:pPr>
               <w:spacing w:after="0" w:line="240" w:lineRule="auto"/>
               <w:rPr>
-                <w:rFonts w:ascii="Tahoma" w:hAnsi="Tahoma" w:cs="Tahoma"/>
+                <w:rFonts w:cstheme="minorHAnsi"/>
                 <w:b/>
                 <w:u w:val="single"/>
               </w:rPr>
@@ -1627,13 +1468,13 @@
               <w:ind w:left="88" w:right="33"/>
               <w:jc w:val="both"/>
               <w:rPr>
-                <w:rFonts w:ascii="Tahoma" w:hAnsi="Tahoma" w:cs="Tahoma"/>
-                <w:b/>
-              </w:rPr>
-            </w:pPr>
-            <w:r>
-              <w:rPr>
-                <w:rFonts w:ascii="Tahoma" w:hAnsi="Tahoma" w:cs="Tahoma"/>
+                <w:rFonts w:cstheme="minorHAnsi"/>
+                <w:b/>
+              </w:rPr>
+            </w:pPr>
+            <w:r>
+              <w:rPr>
+                <w:rFonts w:cstheme="minorHAnsi"/>
                 <w:b/>
               </w:rPr>
               <w:t>PARAMETER</w:t>
@@ -1652,13 +1493,13 @@
               <w:ind w:right="33"/>
               <w:jc w:val="center"/>
               <w:rPr>
-                <w:rFonts w:ascii="Tahoma" w:hAnsi="Tahoma" w:cs="Tahoma"/>
-                <w:b/>
-              </w:rPr>
-            </w:pPr>
-            <w:r>
-              <w:rPr>
-                <w:rFonts w:ascii="Tahoma" w:hAnsi="Tahoma" w:cs="Tahoma"/>
+                <w:rFonts w:cstheme="minorHAnsi"/>
+                <w:b/>
+              </w:rPr>
+            </w:pPr>
+            <w:r>
+              <w:rPr>
+                <w:rFonts w:cstheme="minorHAnsi"/>
                 <w:b/>
               </w:rPr>
               <w:t>VALUE</w:t>
@@ -1678,7 +1519,7 @@
             <w:pPr>
               <w:spacing w:after="0" w:line="240" w:lineRule="auto"/>
               <w:rPr>
-                <w:rFonts w:ascii="Tahoma" w:hAnsi="Tahoma" w:cs="Tahoma"/>
+                <w:rFonts w:cstheme="minorHAnsi"/>
                 <w:b/>
                 <w:u w:val="single"/>
               </w:rPr>
@@ -1703,7 +1544,7 @@
             <w:pPr>
               <w:spacing w:after="0" w:line="240" w:lineRule="auto"/>
               <w:rPr>
-                <w:rFonts w:ascii="Tahoma" w:hAnsi="Tahoma" w:cs="Tahoma"/>
+                <w:rFonts w:cstheme="minorHAnsi"/>
                 <w:b/>
                 <w:u w:val="single"/>
               </w:rPr>
@@ -1721,26 +1562,18 @@
               <w:spacing w:after="0" w:line="240" w:lineRule="auto"/>
               <w:ind w:left="144"/>
               <w:rPr>
-                <w:rFonts w:ascii="Tahoma" w:hAnsi="Tahoma" w:cs="Tahoma"/>
+                <w:rFonts w:cstheme="minorHAnsi"/>
                 <w:sz w:val="20"/>
                 <w:szCs w:val="18"/>
               </w:rPr>
             </w:pPr>
             <w:r>
               <w:rPr>
-                <w:rFonts w:ascii="Tahoma" w:hAnsi="Tahoma" w:cs="Tahoma"/>
+                <w:rFonts w:cstheme="minorHAnsi"/>
                 <w:sz w:val="20"/>
                 <w:szCs w:val="18"/>
               </w:rPr>
-              <w:t>Spot Temp. 2 (Sp</w:t>
-            </w:r>
-            <w:r>
-              <w:rPr>
-                <w:rFonts w:ascii="Tahoma" w:hAnsi="Tahoma" w:cs="Tahoma"/>
-                <w:sz w:val="20"/>
-                <w:szCs w:val="18"/>
-              </w:rPr>
-              <w:t>2)</w:t>
+              <w:t>Spot Temp. 2 (Sp2)</w:t>
             </w:r>
           </w:p>
         </w:tc>
@@ -1755,14 +1588,14 @@
               <w:spacing w:after="0" w:line="240" w:lineRule="auto"/>
               <w:jc w:val="center"/>
               <w:rPr>
-                <w:rFonts w:ascii="Tahoma" w:hAnsi="Tahoma" w:cs="Tahoma"/>
+                <w:rFonts w:cstheme="minorHAnsi"/>
                 <w:sz w:val="20"/>
                 <w:szCs w:val="18"/>
               </w:rPr>
             </w:pPr>
             <w:r>
               <w:rPr>
-                <w:rFonts w:ascii="Tahoma" w:hAnsi="Tahoma" w:cs="Tahoma"/>
+                <w:rFonts w:cstheme="minorHAnsi"/>
                 <w:sz w:val="20"/>
                 <w:szCs w:val="18"/>
               </w:rPr>
@@ -1783,7 +1616,7 @@
             <w:pPr>
               <w:spacing w:after="0" w:line="240" w:lineRule="auto"/>
               <w:rPr>
-                <w:rFonts w:ascii="Tahoma" w:hAnsi="Tahoma" w:cs="Tahoma"/>
+                <w:rFonts w:cstheme="minorHAnsi"/>
                 <w:b/>
                 <w:u w:val="single"/>
               </w:rPr>
@@ -1801,14 +1634,14 @@
               <w:spacing w:after="0" w:line="240" w:lineRule="auto"/>
               <w:ind w:left="88" w:right="33"/>
               <w:rPr>
-                <w:rFonts w:ascii="Tahoma" w:hAnsi="Tahoma" w:cs="Tahoma"/>
+                <w:rFonts w:cstheme="minorHAnsi"/>
                 <w:sz w:val="20"/>
                 <w:szCs w:val="18"/>
               </w:rPr>
             </w:pPr>
             <w:r>
               <w:rPr>
-                <w:rFonts w:ascii="Tahoma" w:hAnsi="Tahoma" w:cs="Tahoma"/>
+                <w:rFonts w:cstheme="minorHAnsi"/>
                 <w:sz w:val="20"/>
                 <w:szCs w:val="18"/>
               </w:rPr>
@@ -1828,36 +1661,18 @@
               <w:ind w:right="33"/>
               <w:jc w:val="center"/>
               <w:rPr>
-                <w:rFonts w:ascii="Tahoma" w:hAnsi="Tahoma" w:cs="Tahoma"/>
+                <w:rFonts w:cstheme="minorHAnsi"/>
                 <w:sz w:val="20"/>
                 <w:szCs w:val="18"/>
               </w:rPr>
             </w:pPr>
             <w:r>
               <w:rPr>
-                <w:rFonts w:ascii="Tahoma" w:hAnsi="Tahoma" w:cs="Tahoma"/>
+                <w:rFonts w:cstheme="minorHAnsi"/>
                 <w:sz w:val="20"/>
                 <w:szCs w:val="18"/>
               </w:rPr>
-              <w:t xml:space="preserve">{{ </w:t>
-            </w:r>
-            <w:proofErr w:type="spellStart"/>
-            <w:r>
-              <w:rPr>
-                <w:rFonts w:ascii="Tahoma" w:hAnsi="Tahoma" w:cs="Tahoma"/>
-                <w:sz w:val="20"/>
-                <w:szCs w:val="18"/>
-              </w:rPr>
-              <w:t>batt.serialnumber</w:t>
-            </w:r>
-            <w:proofErr w:type="spellEnd"/>
-            <w:r>
-              <w:rPr>
-                <w:rFonts w:ascii="Tahoma" w:hAnsi="Tahoma" w:cs="Tahoma"/>
-                <w:sz w:val="20"/>
-                <w:szCs w:val="18"/>
-              </w:rPr>
-              <w:t xml:space="preserve"> }}</w:t>
+              <w:t>{{ batt.serialnumber }}</w:t>
             </w:r>
           </w:p>
         </w:tc>
@@ -1874,7 +1689,7 @@
             <w:pPr>
               <w:spacing w:after="0" w:line="240" w:lineRule="auto"/>
               <w:rPr>
-                <w:rFonts w:ascii="Tahoma" w:hAnsi="Tahoma" w:cs="Tahoma"/>
+                <w:rFonts w:cstheme="minorHAnsi"/>
                 <w:b/>
                 <w:u w:val="single"/>
               </w:rPr>
@@ -1899,7 +1714,7 @@
             <w:pPr>
               <w:spacing w:after="0" w:line="240" w:lineRule="auto"/>
               <w:rPr>
-                <w:rFonts w:ascii="Tahoma" w:hAnsi="Tahoma" w:cs="Tahoma"/>
+                <w:rFonts w:cstheme="minorHAnsi"/>
                 <w:b/>
                 <w:u w:val="single"/>
               </w:rPr>
@@ -1917,14 +1732,14 @@
               <w:spacing w:after="0" w:line="240" w:lineRule="auto"/>
               <w:ind w:left="144"/>
               <w:rPr>
-                <w:rFonts w:ascii="Tahoma" w:hAnsi="Tahoma" w:cs="Tahoma"/>
+                <w:rFonts w:cstheme="minorHAnsi"/>
                 <w:sz w:val="20"/>
                 <w:szCs w:val="18"/>
               </w:rPr>
             </w:pPr>
             <w:r>
               <w:rPr>
-                <w:rFonts w:ascii="Tahoma" w:hAnsi="Tahoma" w:cs="Tahoma"/>
+                <w:rFonts w:cstheme="minorHAnsi"/>
                 <w:sz w:val="20"/>
                 <w:szCs w:val="18"/>
               </w:rPr>
@@ -1943,14 +1758,14 @@
               <w:spacing w:after="0" w:line="240" w:lineRule="auto"/>
               <w:jc w:val="center"/>
               <w:rPr>
-                <w:rFonts w:ascii="Tahoma" w:hAnsi="Tahoma" w:cs="Tahoma"/>
+                <w:rFonts w:cstheme="minorHAnsi"/>
                 <w:sz w:val="20"/>
                 <w:szCs w:val="18"/>
               </w:rPr>
             </w:pPr>
             <w:r>
               <w:rPr>
-                <w:rFonts w:ascii="Tahoma" w:hAnsi="Tahoma" w:cs="Tahoma"/>
+                <w:rFonts w:cstheme="minorHAnsi"/>
                 <w:sz w:val="20"/>
                 <w:szCs w:val="18"/>
               </w:rPr>
@@ -1958,15 +1773,15 @@
             </w:r>
             <w:r>
               <w:rPr>
-                <w:rFonts w:ascii="Tahoma" w:hAnsi="Tahoma" w:cs="Tahoma"/>
+                <w:rFonts w:cstheme="minorHAnsi"/>
                 <w:sz w:val="20"/>
                 <w:szCs w:val="18"/>
               </w:rPr>
-              <w:instrText xml:space="preserve">DOCVARIABLE _Fd830547606 \* MERGEFORMAT </w:instrText>
-            </w:r>
-            <w:r>
-              <w:rPr>
-                <w:rFonts w:ascii="Tahoma" w:hAnsi="Tahoma" w:cs="Tahoma"/>
+              <w:instrText xml:space="preserve">DOCVARIABLE _Fd2472534 \* MERGEFORMAT </w:instrText>
+            </w:r>
+            <w:r>
+              <w:rPr>
+                <w:rFonts w:cstheme="minorHAnsi"/>
                 <w:sz w:val="20"/>
                 <w:szCs w:val="18"/>
               </w:rPr>
@@ -1974,7 +1789,7 @@
             </w:r>
             <w:r>
               <w:rPr>
-                <w:rFonts w:ascii="Tahoma" w:hAnsi="Tahoma" w:cs="Tahoma"/>
+                <w:rFonts w:cstheme="minorHAnsi"/>
                 <w:sz w:val="20"/>
                 <w:szCs w:val="18"/>
               </w:rPr>
@@ -1982,7 +1797,7 @@
             </w:r>
             <w:r>
               <w:rPr>
-                <w:rFonts w:ascii="Tahoma" w:hAnsi="Tahoma" w:cs="Tahoma"/>
+                <w:rFonts w:cstheme="minorHAnsi"/>
                 <w:sz w:val="20"/>
                 <w:szCs w:val="18"/>
               </w:rPr>
@@ -2003,7 +1818,7 @@
             <w:pPr>
               <w:spacing w:after="0" w:line="240" w:lineRule="auto"/>
               <w:rPr>
-                <w:rFonts w:ascii="Tahoma" w:hAnsi="Tahoma" w:cs="Tahoma"/>
+                <w:rFonts w:cstheme="minorHAnsi"/>
                 <w:b/>
                 <w:u w:val="single"/>
               </w:rPr>
@@ -2021,14 +1836,14 @@
               <w:spacing w:after="0" w:line="240" w:lineRule="auto"/>
               <w:ind w:left="88" w:right="33"/>
               <w:rPr>
-                <w:rFonts w:ascii="Tahoma" w:hAnsi="Tahoma" w:cs="Tahoma"/>
+                <w:rFonts w:cstheme="minorHAnsi"/>
                 <w:sz w:val="20"/>
                 <w:szCs w:val="18"/>
               </w:rPr>
             </w:pPr>
             <w:r>
               <w:rPr>
-                <w:rFonts w:ascii="Tahoma" w:hAnsi="Tahoma" w:cs="Tahoma"/>
+                <w:rFonts w:cstheme="minorHAnsi"/>
                 <w:sz w:val="20"/>
                 <w:szCs w:val="18"/>
               </w:rPr>
@@ -2048,14 +1863,14 @@
               <w:ind w:right="33"/>
               <w:jc w:val="center"/>
               <w:rPr>
-                <w:rFonts w:ascii="Tahoma" w:hAnsi="Tahoma" w:cs="Tahoma"/>
+                <w:rFonts w:cstheme="minorHAnsi"/>
                 <w:sz w:val="20"/>
                 <w:szCs w:val="18"/>
               </w:rPr>
             </w:pPr>
             <w:r>
               <w:rPr>
-                <w:rFonts w:ascii="Tahoma" w:hAnsi="Tahoma" w:cs="Tahoma"/>
+                <w:rFonts w:cstheme="minorHAnsi"/>
                 <w:sz w:val="20"/>
                 <w:szCs w:val="18"/>
               </w:rPr>
@@ -2076,7 +1891,7 @@
             <w:pPr>
               <w:spacing w:after="0" w:line="240" w:lineRule="auto"/>
               <w:rPr>
-                <w:rFonts w:ascii="Tahoma" w:hAnsi="Tahoma" w:cs="Tahoma"/>
+                <w:rFonts w:cstheme="minorHAnsi"/>
                 <w:b/>
                 <w:u w:val="single"/>
               </w:rPr>
@@ -2101,7 +1916,7 @@
             <w:pPr>
               <w:spacing w:after="0" w:line="240" w:lineRule="auto"/>
               <w:rPr>
-                <w:rFonts w:ascii="Tahoma" w:hAnsi="Tahoma" w:cs="Tahoma"/>
+                <w:rFonts w:cstheme="minorHAnsi"/>
                 <w:b/>
                 <w:u w:val="single"/>
               </w:rPr>
@@ -2119,14 +1934,14 @@
               <w:spacing w:after="0" w:line="240" w:lineRule="auto"/>
               <w:ind w:left="144"/>
               <w:rPr>
-                <w:rFonts w:ascii="Tahoma" w:hAnsi="Tahoma" w:cs="Tahoma"/>
+                <w:rFonts w:cstheme="minorHAnsi"/>
                 <w:sz w:val="20"/>
                 <w:szCs w:val="18"/>
               </w:rPr>
             </w:pPr>
             <w:r>
               <w:rPr>
-                <w:rFonts w:ascii="Tahoma" w:hAnsi="Tahoma" w:cs="Tahoma"/>
+                <w:rFonts w:cstheme="minorHAnsi"/>
                 <w:sz w:val="20"/>
                 <w:szCs w:val="18"/>
               </w:rPr>
@@ -2145,36 +1960,18 @@
               <w:spacing w:after="0" w:line="240" w:lineRule="auto"/>
               <w:jc w:val="center"/>
               <w:rPr>
-                <w:rFonts w:ascii="Tahoma" w:hAnsi="Tahoma" w:cs="Tahoma"/>
+                <w:rFonts w:cstheme="minorHAnsi"/>
                 <w:sz w:val="20"/>
                 <w:szCs w:val="18"/>
               </w:rPr>
             </w:pPr>
             <w:r>
               <w:rPr>
-                <w:rFonts w:ascii="Tahoma" w:hAnsi="Tahoma" w:cs="Tahoma"/>
+                <w:rFonts w:cstheme="minorHAnsi"/>
                 <w:sz w:val="20"/>
                 <w:szCs w:val="20"/>
               </w:rPr>
-              <w:t xml:space="preserve">{{ </w:t>
-            </w:r>
-            <w:proofErr w:type="spellStart"/>
-            <w:r>
-              <w:rPr>
-                <w:rFonts w:ascii="Tahoma" w:hAnsi="Tahoma" w:cs="Tahoma"/>
-                <w:sz w:val="20"/>
-                <w:szCs w:val="20"/>
-              </w:rPr>
-              <w:t>substation.ambient</w:t>
-            </w:r>
-            <w:proofErr w:type="spellEnd"/>
-            <w:r>
-              <w:rPr>
-                <w:rFonts w:ascii="Tahoma" w:hAnsi="Tahoma" w:cs="Tahoma"/>
-                <w:sz w:val="20"/>
-                <w:szCs w:val="20"/>
-              </w:rPr>
-              <w:t xml:space="preserve"> }}</w:t>
+              <w:t>{{ substation.ambient }}</w:t>
             </w:r>
           </w:p>
         </w:tc>
@@ -2191,7 +1988,7 @@
             <w:pPr>
               <w:spacing w:after="0" w:line="240" w:lineRule="auto"/>
               <w:rPr>
-                <w:rFonts w:ascii="Tahoma" w:hAnsi="Tahoma" w:cs="Tahoma"/>
+                <w:rFonts w:cstheme="minorHAnsi"/>
                 <w:b/>
                 <w:u w:val="single"/>
               </w:rPr>
@@ -2209,14 +2006,14 @@
               <w:spacing w:after="0" w:line="240" w:lineRule="auto"/>
               <w:ind w:left="88" w:right="33"/>
               <w:rPr>
-                <w:rFonts w:ascii="Tahoma" w:hAnsi="Tahoma" w:cs="Tahoma"/>
+                <w:rFonts w:cstheme="minorHAnsi"/>
                 <w:sz w:val="20"/>
                 <w:szCs w:val="18"/>
               </w:rPr>
             </w:pPr>
             <w:r>
               <w:rPr>
-                <w:rFonts w:ascii="Tahoma" w:hAnsi="Tahoma" w:cs="Tahoma"/>
+                <w:rFonts w:cstheme="minorHAnsi"/>
                 <w:sz w:val="20"/>
                 <w:szCs w:val="18"/>
               </w:rPr>
@@ -2236,14 +2033,14 @@
               <w:ind w:right="33"/>
               <w:jc w:val="center"/>
               <w:rPr>
-                <w:rFonts w:ascii="Tahoma" w:hAnsi="Tahoma" w:cs="Tahoma"/>
+                <w:rFonts w:cstheme="minorHAnsi"/>
                 <w:sz w:val="20"/>
                 <w:szCs w:val="18"/>
               </w:rPr>
             </w:pPr>
             <w:r>
               <w:rPr>
-                <w:rFonts w:ascii="Tahoma" w:hAnsi="Tahoma" w:cs="Tahoma"/>
+                <w:rFonts w:cstheme="minorHAnsi"/>
                 <w:sz w:val="20"/>
                 <w:szCs w:val="18"/>
               </w:rPr>
@@ -2264,7 +2061,7 @@
             <w:pPr>
               <w:spacing w:after="0" w:line="240" w:lineRule="auto"/>
               <w:rPr>
-                <w:rFonts w:ascii="Tahoma" w:hAnsi="Tahoma" w:cs="Tahoma"/>
+                <w:rFonts w:cstheme="minorHAnsi"/>
                 <w:b/>
                 <w:u w:val="single"/>
               </w:rPr>
@@ -2289,7 +2086,7 @@
             <w:pPr>
               <w:spacing w:after="0" w:line="240" w:lineRule="auto"/>
               <w:rPr>
-                <w:rFonts w:ascii="Tahoma" w:hAnsi="Tahoma" w:cs="Tahoma"/>
+                <w:rFonts w:cstheme="minorHAnsi"/>
                 <w:b/>
                 <w:u w:val="single"/>
               </w:rPr>
@@ -2307,7 +2104,7 @@
               <w:spacing w:after="0" w:line="240" w:lineRule="auto"/>
               <w:ind w:left="144"/>
               <w:rPr>
-                <w:rFonts w:ascii="Tahoma" w:hAnsi="Tahoma" w:cs="Tahoma"/>
+                <w:rFonts w:cstheme="minorHAnsi"/>
                 <w:b/>
                 <w:sz w:val="20"/>
                 <w:szCs w:val="18"/>
@@ -2315,7 +2112,7 @@
             </w:pPr>
             <w:r>
               <w:rPr>
-                <w:rFonts w:ascii="Tahoma" w:hAnsi="Tahoma" w:cs="Tahoma"/>
+                <w:rFonts w:cstheme="minorHAnsi"/>
                 <w:sz w:val="20"/>
                 <w:szCs w:val="18"/>
               </w:rPr>
@@ -2334,14 +2131,14 @@
               <w:spacing w:after="0" w:line="240" w:lineRule="auto"/>
               <w:jc w:val="center"/>
               <w:rPr>
-                <w:rFonts w:ascii="Tahoma" w:hAnsi="Tahoma" w:cs="Tahoma"/>
+                <w:rFonts w:cstheme="minorHAnsi"/>
                 <w:sz w:val="20"/>
                 <w:szCs w:val="20"/>
               </w:rPr>
             </w:pPr>
             <w:r>
               <w:rPr>
-                <w:rFonts w:ascii="Tahoma" w:hAnsi="Tahoma" w:cs="Tahoma"/>
+                <w:rFonts w:cstheme="minorHAnsi"/>
                 <w:sz w:val="20"/>
                 <w:szCs w:val="20"/>
               </w:rPr>
@@ -2362,7 +2159,7 @@
             <w:pPr>
               <w:spacing w:after="0" w:line="240" w:lineRule="auto"/>
               <w:rPr>
-                <w:rFonts w:ascii="Tahoma" w:hAnsi="Tahoma" w:cs="Tahoma"/>
+                <w:rFonts w:cstheme="minorHAnsi"/>
                 <w:b/>
                 <w:u w:val="single"/>
               </w:rPr>
@@ -2383,14 +2180,14 @@
               <w:spacing w:after="0" w:line="240" w:lineRule="auto"/>
               <w:ind w:left="88" w:right="33"/>
               <w:rPr>
-                <w:rFonts w:ascii="Tahoma" w:hAnsi="Tahoma" w:cs="Tahoma"/>
+                <w:rFonts w:cstheme="minorHAnsi"/>
                 <w:sz w:val="20"/>
                 <w:szCs w:val="18"/>
               </w:rPr>
             </w:pPr>
             <w:r>
               <w:rPr>
-                <w:rFonts w:ascii="Tahoma" w:hAnsi="Tahoma" w:cs="Tahoma"/>
+                <w:rFonts w:cstheme="minorHAnsi"/>
                 <w:sz w:val="20"/>
                 <w:szCs w:val="18"/>
               </w:rPr>
@@ -2413,14 +2210,14 @@
               <w:ind w:right="33"/>
               <w:jc w:val="center"/>
               <w:rPr>
-                <w:rFonts w:ascii="Tahoma" w:hAnsi="Tahoma" w:cs="Tahoma"/>
+                <w:rFonts w:cstheme="minorHAnsi"/>
                 <w:sz w:val="20"/>
                 <w:szCs w:val="18"/>
               </w:rPr>
             </w:pPr>
             <w:r>
               <w:rPr>
-                <w:rFonts w:ascii="Tahoma" w:hAnsi="Tahoma" w:cs="Tahoma"/>
+                <w:rFonts w:cstheme="minorHAnsi"/>
                 <w:sz w:val="20"/>
                 <w:szCs w:val="18"/>
               </w:rPr>
@@ -2441,7 +2238,7 @@
             <w:pPr>
               <w:spacing w:after="0" w:line="240" w:lineRule="auto"/>
               <w:rPr>
-                <w:rFonts w:ascii="Tahoma" w:hAnsi="Tahoma" w:cs="Tahoma"/>
+                <w:rFonts w:cstheme="minorHAnsi"/>
                 <w:b/>
                 <w:u w:val="single"/>
               </w:rPr>
@@ -2466,7 +2263,7 @@
             <w:pPr>
               <w:spacing w:after="0" w:line="240" w:lineRule="auto"/>
               <w:rPr>
-                <w:rFonts w:ascii="Tahoma" w:hAnsi="Tahoma" w:cs="Tahoma"/>
+                <w:rFonts w:cstheme="minorHAnsi"/>
                 <w:b/>
                 <w:u w:val="single"/>
               </w:rPr>
@@ -2484,14 +2281,14 @@
               <w:spacing w:after="0" w:line="240" w:lineRule="auto"/>
               <w:ind w:left="144"/>
               <w:rPr>
-                <w:rFonts w:ascii="Tahoma" w:hAnsi="Tahoma" w:cs="Tahoma"/>
+                <w:rFonts w:cstheme="minorHAnsi"/>
                 <w:sz w:val="20"/>
                 <w:szCs w:val="18"/>
               </w:rPr>
             </w:pPr>
             <w:r>
               <w:rPr>
-                <w:rFonts w:ascii="Tahoma" w:hAnsi="Tahoma" w:cs="Tahoma"/>
+                <w:rFonts w:cstheme="minorHAnsi"/>
                 <w:sz w:val="20"/>
                 <w:szCs w:val="18"/>
               </w:rPr>
@@ -2510,14 +2307,14 @@
               <w:spacing w:after="0" w:line="240" w:lineRule="auto"/>
               <w:jc w:val="center"/>
               <w:rPr>
-                <w:rFonts w:ascii="Tahoma" w:hAnsi="Tahoma" w:cs="Tahoma"/>
+                <w:rFonts w:cstheme="minorHAnsi"/>
                 <w:sz w:val="20"/>
                 <w:szCs w:val="20"/>
               </w:rPr>
             </w:pPr>
             <w:r>
               <w:rPr>
-                <w:rFonts w:ascii="Tahoma" w:hAnsi="Tahoma" w:cs="Tahoma"/>
+                <w:rFonts w:cstheme="minorHAnsi"/>
                 <w:sz w:val="20"/>
                 <w:szCs w:val="18"/>
               </w:rPr>
@@ -2538,7 +2335,7 @@
             <w:pPr>
               <w:spacing w:after="0" w:line="240" w:lineRule="auto"/>
               <w:rPr>
-                <w:rFonts w:ascii="Tahoma" w:hAnsi="Tahoma" w:cs="Tahoma"/>
+                <w:rFonts w:cstheme="minorHAnsi"/>
                 <w:b/>
                 <w:u w:val="single"/>
               </w:rPr>
@@ -2559,14 +2356,14 @@
               <w:spacing w:after="0" w:line="240" w:lineRule="auto"/>
               <w:ind w:left="88" w:right="33"/>
               <w:rPr>
-                <w:rFonts w:ascii="Tahoma" w:hAnsi="Tahoma" w:cs="Tahoma"/>
+                <w:rFonts w:cstheme="minorHAnsi"/>
                 <w:sz w:val="20"/>
                 <w:szCs w:val="18"/>
               </w:rPr>
             </w:pPr>
             <w:r>
               <w:rPr>
-                <w:rFonts w:ascii="Tahoma" w:hAnsi="Tahoma" w:cs="Tahoma"/>
+                <w:rFonts w:cstheme="minorHAnsi"/>
                 <w:sz w:val="20"/>
                 <w:szCs w:val="18"/>
               </w:rPr>
@@ -2589,14 +2386,14 @@
               <w:ind w:right="33"/>
               <w:jc w:val="center"/>
               <w:rPr>
-                <w:rFonts w:ascii="Tahoma" w:hAnsi="Tahoma" w:cs="Tahoma"/>
+                <w:rFonts w:cstheme="minorHAnsi"/>
                 <w:sz w:val="20"/>
                 <w:szCs w:val="18"/>
               </w:rPr>
             </w:pPr>
             <w:r>
               <w:rPr>
-                <w:rFonts w:ascii="Tahoma" w:hAnsi="Tahoma" w:cs="Tahoma"/>
+                <w:rFonts w:cstheme="minorHAnsi"/>
                 <w:sz w:val="20"/>
                 <w:szCs w:val="18"/>
               </w:rPr>
@@ -2617,7 +2414,7 @@
             <w:pPr>
               <w:spacing w:after="0" w:line="240" w:lineRule="auto"/>
               <w:rPr>
-                <w:rFonts w:ascii="Tahoma" w:hAnsi="Tahoma" w:cs="Tahoma"/>
+                <w:rFonts w:cstheme="minorHAnsi"/>
                 <w:b/>
                 <w:u w:val="single"/>
               </w:rPr>
@@ -2642,7 +2439,7 @@
             <w:pPr>
               <w:spacing w:after="0" w:line="240" w:lineRule="auto"/>
               <w:rPr>
-                <w:rFonts w:ascii="Tahoma" w:hAnsi="Tahoma" w:cs="Tahoma"/>
+                <w:rFonts w:cstheme="minorHAnsi"/>
                 <w:b/>
                 <w:u w:val="single"/>
               </w:rPr>
@@ -2663,26 +2460,18 @@
               <w:spacing w:after="0" w:line="240" w:lineRule="auto"/>
               <w:ind w:left="144"/>
               <w:rPr>
-                <w:rFonts w:ascii="Tahoma" w:hAnsi="Tahoma" w:cs="Tahoma"/>
+                <w:rFonts w:cstheme="minorHAnsi"/>
                 <w:sz w:val="20"/>
                 <w:szCs w:val="18"/>
               </w:rPr>
             </w:pPr>
             <w:r>
               <w:rPr>
-                <w:rFonts w:ascii="Tahoma" w:hAnsi="Tahoma" w:cs="Tahoma"/>
+                <w:rFonts w:cstheme="minorHAnsi"/>
                 <w:sz w:val="20"/>
                 <w:szCs w:val="18"/>
               </w:rPr>
-              <w:t>Defect</w:t>
-            </w:r>
-            <w:r>
-              <w:rPr>
-                <w:rFonts w:ascii="Tahoma" w:hAnsi="Tahoma" w:cs="Tahoma"/>
-                <w:sz w:val="20"/>
-                <w:szCs w:val="18"/>
-              </w:rPr>
-              <w:t xml:space="preserve"> </w:t>
+              <w:t xml:space="preserve">Defect </w:t>
             </w:r>
           </w:p>
         </w:tc>
@@ -2701,19 +2490,11 @@
               <w:spacing w:after="0" w:line="240" w:lineRule="auto"/>
               <w:jc w:val="center"/>
               <w:rPr>
-                <w:rFonts w:ascii="Tahoma" w:hAnsi="Tahoma" w:cs="Tahoma"/>
+                <w:rFonts w:cstheme="minorHAnsi"/>
                 <w:sz w:val="20"/>
                 <w:szCs w:val="18"/>
               </w:rPr>
             </w:pPr>
-            <w:r>
-              <w:rPr>
-                <w:rFonts w:ascii="Tahoma" w:hAnsi="Tahoma" w:cs="Tahoma"/>
-                <w:sz w:val="18"/>
-                <w:szCs w:val="16"/>
-              </w:rPr>
-              <w:t>REPAIR IMMEDIATELY</w:t>
-            </w:r>
           </w:p>
         </w:tc>
         <w:tc>
@@ -2730,7 +2511,7 @@
             <w:pPr>
               <w:spacing w:after="0" w:line="240" w:lineRule="auto"/>
               <w:rPr>
-                <w:rFonts w:ascii="Tahoma" w:hAnsi="Tahoma" w:cs="Tahoma"/>
+                <w:rFonts w:cstheme="minorHAnsi"/>
                 <w:b/>
                 <w:u w:val="single"/>
               </w:rPr>
@@ -2754,7 +2535,7 @@
               <w:spacing w:after="0" w:line="240" w:lineRule="auto"/>
               <w:ind w:left="88" w:right="33"/>
               <w:rPr>
-                <w:rFonts w:ascii="Tahoma" w:hAnsi="Tahoma" w:cs="Tahoma"/>
+                <w:rFonts w:cstheme="minorHAnsi"/>
                 <w:sz w:val="20"/>
                 <w:szCs w:val="18"/>
               </w:rPr>
@@ -2779,7 +2560,7 @@
               <w:ind w:right="33"/>
               <w:jc w:val="center"/>
               <w:rPr>
-                <w:rFonts w:ascii="Tahoma" w:hAnsi="Tahoma" w:cs="Tahoma"/>
+                <w:rFonts w:cstheme="minorHAnsi"/>
                 <w:sz w:val="20"/>
                 <w:szCs w:val="18"/>
               </w:rPr>
@@ -2800,7 +2581,7 @@
             <w:pPr>
               <w:spacing w:after="0" w:line="240" w:lineRule="auto"/>
               <w:rPr>
-                <w:rFonts w:ascii="Tahoma" w:hAnsi="Tahoma" w:cs="Tahoma"/>
+                <w:rFonts w:cstheme="minorHAnsi"/>
                 <w:b/>
                 <w:u w:val="single"/>
               </w:rPr>
@@ -2827,7 +2608,7 @@
             <w:pPr>
               <w:spacing w:after="0" w:line="240" w:lineRule="auto"/>
               <w:rPr>
-                <w:rFonts w:ascii="Tahoma" w:hAnsi="Tahoma" w:cs="Tahoma"/>
+                <w:rFonts w:cstheme="minorHAnsi"/>
                 <w:b/>
                 <w:sz w:val="10"/>
                 <w:u w:val="single"/>
@@ -2838,7 +2619,7 @@
             <w:pPr>
               <w:spacing w:after="0" w:line="240" w:lineRule="auto"/>
               <w:rPr>
-                <w:rFonts w:ascii="Tahoma" w:hAnsi="Tahoma" w:cs="Tahoma"/>
+                <w:rFonts w:cstheme="minorHAnsi"/>
                 <w:b/>
                 <w:sz w:val="10"/>
                 <w:u w:val="single"/>
@@ -2861,7 +2642,7 @@
             <w:pPr>
               <w:spacing w:after="0" w:line="240" w:lineRule="auto"/>
               <w:rPr>
-                <w:rFonts w:ascii="Tahoma" w:hAnsi="Tahoma" w:cs="Tahoma"/>
+                <w:rFonts w:cstheme="minorHAnsi"/>
                 <w:b/>
                 <w:sz w:val="6"/>
                 <w:u w:val="single"/>
@@ -2883,7 +2664,7 @@
             <w:pPr>
               <w:spacing w:after="0" w:line="240" w:lineRule="auto"/>
               <w:rPr>
-                <w:rFonts w:ascii="Tahoma" w:hAnsi="Tahoma" w:cs="Tahoma"/>
+                <w:rFonts w:cstheme="minorHAnsi"/>
                 <w:b/>
                 <w:sz w:val="10"/>
                 <w:u w:val="single"/>
@@ -2911,7 +2692,7 @@
             <w:pPr>
               <w:spacing w:after="0" w:line="240" w:lineRule="auto"/>
               <w:rPr>
-                <w:rFonts w:ascii="Tahoma" w:hAnsi="Tahoma" w:cs="Tahoma"/>
+                <w:rFonts w:cstheme="minorHAnsi"/>
                 <w:b/>
                 <w:sz w:val="10"/>
                 <w:u w:val="single"/>
@@ -2934,7 +2715,7 @@
             <w:pPr>
               <w:spacing w:after="0" w:line="240" w:lineRule="auto"/>
               <w:rPr>
-                <w:rFonts w:ascii="Tahoma" w:hAnsi="Tahoma" w:cs="Tahoma"/>
+                <w:rFonts w:cstheme="minorHAnsi"/>
                 <w:b/>
                 <w:sz w:val="10"/>
                 <w:u w:val="single"/>
@@ -2956,7 +2737,7 @@
             <w:pPr>
               <w:spacing w:after="0" w:line="240" w:lineRule="auto"/>
               <w:rPr>
-                <w:rFonts w:ascii="Tahoma" w:hAnsi="Tahoma" w:cs="Tahoma"/>
+                <w:rFonts w:cstheme="minorHAnsi"/>
                 <w:b/>
                 <w:sz w:val="10"/>
                 <w:u w:val="single"/>
@@ -2979,7 +2760,7 @@
             <w:pPr>
               <w:spacing w:after="0" w:line="240" w:lineRule="auto"/>
               <w:rPr>
-                <w:rFonts w:ascii="Tahoma" w:hAnsi="Tahoma" w:cs="Tahoma"/>
+                <w:rFonts w:cstheme="minorHAnsi"/>
                 <w:b/>
                 <w:u w:val="single"/>
               </w:rPr>
@@ -3002,7 +2783,7 @@
               <w:spacing w:after="0" w:line="240" w:lineRule="auto"/>
               <w:jc w:val="center"/>
               <w:rPr>
-                <w:rFonts w:ascii="Tahoma" w:hAnsi="Tahoma" w:cs="Tahoma"/>
+                <w:rFonts w:cstheme="minorHAnsi"/>
                 <w:b/>
               </w:rPr>
             </w:pPr>
@@ -3022,7 +2803,7 @@
             <w:pPr>
               <w:spacing w:after="0" w:line="240" w:lineRule="auto"/>
               <w:rPr>
-                <w:rFonts w:ascii="Tahoma" w:hAnsi="Tahoma" w:cs="Tahoma"/>
+                <w:rFonts w:cstheme="minorHAnsi"/>
                 <w:b/>
                 <w:u w:val="single"/>
               </w:rPr>
@@ -3045,7 +2826,7 @@
               <w:spacing w:after="0" w:line="240" w:lineRule="auto"/>
               <w:jc w:val="center"/>
               <w:rPr>
-                <w:rFonts w:ascii="Tahoma" w:hAnsi="Tahoma" w:cs="Tahoma"/>
+                <w:rFonts w:cstheme="minorHAnsi"/>
                 <w:b/>
                 <w:u w:val="single"/>
               </w:rPr>
@@ -3065,7 +2846,7 @@
             <w:pPr>
               <w:spacing w:after="0" w:line="240" w:lineRule="auto"/>
               <w:rPr>
-                <w:rFonts w:ascii="Tahoma" w:hAnsi="Tahoma" w:cs="Tahoma"/>
+                <w:rFonts w:cstheme="minorHAnsi"/>
                 <w:b/>
                 <w:u w:val="single"/>
               </w:rPr>
@@ -3090,7 +2871,7 @@
             <w:pPr>
               <w:spacing w:after="0" w:line="240" w:lineRule="auto"/>
               <w:rPr>
-                <w:rFonts w:ascii="Tahoma" w:hAnsi="Tahoma" w:cs="Tahoma"/>
+                <w:rFonts w:cstheme="minorHAnsi"/>
                 <w:b/>
                 <w:sz w:val="10"/>
                 <w:u w:val="single"/>
@@ -3113,7 +2894,7 @@
             <w:pPr>
               <w:spacing w:after="0" w:line="240" w:lineRule="auto"/>
               <w:rPr>
-                <w:rFonts w:ascii="Tahoma" w:hAnsi="Tahoma" w:cs="Tahoma"/>
+                <w:rFonts w:cstheme="minorHAnsi"/>
                 <w:b/>
                 <w:sz w:val="2"/>
                 <w:u w:val="single"/>
@@ -3136,7 +2917,7 @@
             <w:pPr>
               <w:spacing w:after="0" w:line="240" w:lineRule="auto"/>
               <w:rPr>
-                <w:rFonts w:ascii="Tahoma" w:hAnsi="Tahoma" w:cs="Tahoma"/>
+                <w:rFonts w:cstheme="minorHAnsi"/>
                 <w:b/>
                 <w:sz w:val="10"/>
                 <w:u w:val="single"/>
@@ -3159,7 +2940,7 @@
             <w:pPr>
               <w:spacing w:after="0" w:line="240" w:lineRule="auto"/>
               <w:rPr>
-                <w:rFonts w:ascii="Tahoma" w:hAnsi="Tahoma" w:cs="Tahoma"/>
+                <w:rFonts w:cstheme="minorHAnsi"/>
                 <w:b/>
                 <w:sz w:val="10"/>
                 <w:u w:val="single"/>
@@ -3180,7 +2961,7 @@
             <w:pPr>
               <w:spacing w:after="0" w:line="240" w:lineRule="auto"/>
               <w:rPr>
-                <w:rFonts w:ascii="Tahoma" w:hAnsi="Tahoma" w:cs="Tahoma"/>
+                <w:rFonts w:cstheme="minorHAnsi"/>
                 <w:b/>
                 <w:sz w:val="10"/>
                 <w:u w:val="single"/>
@@ -3191,7 +2972,7 @@
       </w:tr>
       <w:tr>
         <w:trPr>
-          <w:trHeight w:val="121"/>
+          <w:trHeight w:val="122"/>
         </w:trPr>
         <w:tc>
           <w:tcPr>
@@ -3206,7 +2987,7 @@
             <w:pPr>
               <w:spacing w:after="0" w:line="240" w:lineRule="auto"/>
               <w:rPr>
-                <w:rFonts w:ascii="Tahoma" w:hAnsi="Tahoma" w:cs="Tahoma"/>
+                <w:rFonts w:cstheme="minorHAnsi"/>
                 <w:b/>
                 <w:sz w:val="10"/>
                 <w:u w:val="single"/>
@@ -3232,7 +3013,7 @@
               <w:spacing w:after="0" w:line="240" w:lineRule="auto"/>
               <w:jc w:val="center"/>
               <w:rPr>
-                <w:rFonts w:ascii="Tahoma" w:hAnsi="Tahoma" w:cs="Tahoma"/>
+                <w:rFonts w:cstheme="minorHAnsi"/>
                 <w:b/>
               </w:rPr>
             </w:pPr>
@@ -3253,7 +3034,7 @@
             <w:pPr>
               <w:spacing w:after="0" w:line="240" w:lineRule="auto"/>
               <w:rPr>
-                <w:rFonts w:ascii="Tahoma" w:hAnsi="Tahoma" w:cs="Tahoma"/>
+                <w:rFonts w:cstheme="minorHAnsi"/>
                 <w:b/>
                 <w:sz w:val="10"/>
                 <w:u w:val="single"/>
@@ -3279,7 +3060,7 @@
               <w:spacing w:after="0" w:line="240" w:lineRule="auto"/>
               <w:jc w:val="center"/>
               <w:rPr>
-                <w:rFonts w:ascii="Tahoma" w:hAnsi="Tahoma" w:cs="Tahoma"/>
+                <w:rFonts w:cstheme="minorHAnsi"/>
                 <w:b/>
               </w:rPr>
             </w:pPr>
@@ -3298,7 +3079,7 @@
             <w:pPr>
               <w:spacing w:after="0" w:line="240" w:lineRule="auto"/>
               <w:rPr>
-                <w:rFonts w:ascii="Tahoma" w:hAnsi="Tahoma" w:cs="Tahoma"/>
+                <w:rFonts w:cstheme="minorHAnsi"/>
                 <w:b/>
                 <w:sz w:val="10"/>
                 <w:u w:val="single"/>
@@ -3324,7 +3105,7 @@
             <w:pPr>
               <w:spacing w:after="0" w:line="240" w:lineRule="auto"/>
               <w:rPr>
-                <w:rFonts w:ascii="Tahoma" w:hAnsi="Tahoma" w:cs="Tahoma"/>
+                <w:rFonts w:cstheme="minorHAnsi"/>
                 <w:b/>
                 <w:u w:val="single"/>
               </w:rPr>
@@ -3352,7 +3133,7 @@
               <w:spacing w:after="0" w:line="240" w:lineRule="auto"/>
               <w:jc w:val="center"/>
               <w:rPr>
-                <w:rFonts w:ascii="Tahoma" w:hAnsi="Tahoma" w:cs="Tahoma"/>
+                <w:rFonts w:cstheme="minorHAnsi"/>
               </w:rPr>
             </w:pPr>
           </w:p>
@@ -3371,7 +3152,7 @@
             <w:pPr>
               <w:spacing w:after="0" w:line="240" w:lineRule="auto"/>
               <w:rPr>
-                <w:rFonts w:ascii="Tahoma" w:hAnsi="Tahoma" w:cs="Tahoma"/>
+                <w:rFonts w:cstheme="minorHAnsi"/>
                 <w:b/>
                 <w:u w:val="single"/>
               </w:rPr>
@@ -3394,7 +3175,7 @@
             <w:pPr>
               <w:spacing w:after="0" w:line="240" w:lineRule="auto"/>
               <w:rPr>
-                <w:rFonts w:ascii="Tahoma" w:hAnsi="Tahoma" w:cs="Tahoma"/>
+                <w:rFonts w:cstheme="minorHAnsi"/>
                 <w:b/>
                 <w:u w:val="single"/>
               </w:rPr>
@@ -3414,7 +3195,7 @@
             <w:pPr>
               <w:spacing w:after="0" w:line="240" w:lineRule="auto"/>
               <w:rPr>
-                <w:rFonts w:ascii="Tahoma" w:hAnsi="Tahoma" w:cs="Tahoma"/>
+                <w:rFonts w:cstheme="minorHAnsi"/>
                 <w:b/>
                 <w:u w:val="single"/>
               </w:rPr>
@@ -3439,7 +3220,7 @@
             <w:pPr>
               <w:spacing w:after="0" w:line="240" w:lineRule="auto"/>
               <w:rPr>
-                <w:rFonts w:ascii="Tahoma" w:hAnsi="Tahoma" w:cs="Tahoma"/>
+                <w:rFonts w:cstheme="minorHAnsi"/>
                 <w:b/>
                 <w:u w:val="single"/>
               </w:rPr>
@@ -3462,7 +3243,7 @@
             <w:pPr>
               <w:spacing w:after="0" w:line="240" w:lineRule="auto"/>
               <w:rPr>
-                <w:rFonts w:ascii="Tahoma" w:hAnsi="Tahoma" w:cs="Tahoma"/>
+                <w:rFonts w:cstheme="minorHAnsi"/>
                 <w:b/>
                 <w:u w:val="single"/>
               </w:rPr>
@@ -3483,7 +3264,7 @@
             <w:pPr>
               <w:spacing w:after="0" w:line="240" w:lineRule="auto"/>
               <w:rPr>
-                <w:rFonts w:ascii="Tahoma" w:hAnsi="Tahoma" w:cs="Tahoma"/>
+                <w:rFonts w:cstheme="minorHAnsi"/>
                 <w:b/>
                 <w:u w:val="single"/>
               </w:rPr>
@@ -3506,7 +3287,7 @@
             <w:pPr>
               <w:spacing w:after="0" w:line="240" w:lineRule="auto"/>
               <w:rPr>
-                <w:rFonts w:ascii="Tahoma" w:hAnsi="Tahoma" w:cs="Tahoma"/>
+                <w:rFonts w:cstheme="minorHAnsi"/>
                 <w:b/>
                 <w:u w:val="single"/>
               </w:rPr>
@@ -3526,7 +3307,7 @@
             <w:pPr>
               <w:spacing w:after="0" w:line="240" w:lineRule="auto"/>
               <w:rPr>
-                <w:rFonts w:ascii="Tahoma" w:hAnsi="Tahoma" w:cs="Tahoma"/>
+                <w:rFonts w:cstheme="minorHAnsi"/>
                 <w:b/>
                 <w:u w:val="single"/>
               </w:rPr>
@@ -3551,7 +3332,7 @@
             <w:pPr>
               <w:spacing w:after="0" w:line="240" w:lineRule="auto"/>
               <w:rPr>
-                <w:rFonts w:ascii="Tahoma" w:hAnsi="Tahoma" w:cs="Tahoma"/>
+                <w:rFonts w:cstheme="minorHAnsi"/>
                 <w:b/>
                 <w:u w:val="single"/>
               </w:rPr>
@@ -3574,7 +3355,7 @@
             <w:pPr>
               <w:spacing w:after="0" w:line="240" w:lineRule="auto"/>
               <w:rPr>
-                <w:rFonts w:ascii="Tahoma" w:hAnsi="Tahoma" w:cs="Tahoma"/>
+                <w:rFonts w:cstheme="minorHAnsi"/>
                 <w:b/>
                 <w:u w:val="single"/>
               </w:rPr>
@@ -3595,7 +3376,7 @@
             <w:pPr>
               <w:spacing w:after="0" w:line="240" w:lineRule="auto"/>
               <w:rPr>
-                <w:rFonts w:ascii="Tahoma" w:hAnsi="Tahoma" w:cs="Tahoma"/>
+                <w:rFonts w:cstheme="minorHAnsi"/>
                 <w:b/>
                 <w:u w:val="single"/>
               </w:rPr>
@@ -3618,7 +3399,7 @@
             <w:pPr>
               <w:spacing w:after="0" w:line="240" w:lineRule="auto"/>
               <w:rPr>
-                <w:rFonts w:ascii="Tahoma" w:hAnsi="Tahoma" w:cs="Tahoma"/>
+                <w:rFonts w:cstheme="minorHAnsi"/>
                 <w:b/>
                 <w:u w:val="single"/>
               </w:rPr>
@@ -3638,7 +3419,7 @@
             <w:pPr>
               <w:spacing w:after="0" w:line="240" w:lineRule="auto"/>
               <w:rPr>
-                <w:rFonts w:ascii="Tahoma" w:hAnsi="Tahoma" w:cs="Tahoma"/>
+                <w:rFonts w:cstheme="minorHAnsi"/>
                 <w:b/>
                 <w:u w:val="single"/>
               </w:rPr>
@@ -3664,7 +3445,7 @@
             <w:pPr>
               <w:spacing w:after="0" w:line="240" w:lineRule="auto"/>
               <w:rPr>
-                <w:rFonts w:ascii="Tahoma" w:hAnsi="Tahoma" w:cs="Tahoma"/>
+                <w:rFonts w:cstheme="minorHAnsi"/>
                 <w:b/>
                 <w:sz w:val="20"/>
                 <w:u w:val="single"/>
@@ -3687,7 +3468,7 @@
             <w:pPr>
               <w:spacing w:after="0" w:line="240" w:lineRule="auto"/>
               <w:rPr>
-                <w:rFonts w:ascii="Tahoma" w:hAnsi="Tahoma" w:cs="Tahoma"/>
+                <w:rFonts w:cstheme="minorHAnsi"/>
                 <w:b/>
                 <w:sz w:val="18"/>
                 <w:u w:val="single"/>
@@ -3709,7 +3490,7 @@
             <w:pPr>
               <w:spacing w:after="0" w:line="240" w:lineRule="auto"/>
               <w:rPr>
-                <w:rFonts w:ascii="Tahoma" w:hAnsi="Tahoma" w:cs="Tahoma"/>
+                <w:rFonts w:cstheme="minorHAnsi"/>
                 <w:b/>
                 <w:u w:val="single"/>
               </w:rPr>
@@ -3731,7 +3512,7 @@
             <w:pPr>
               <w:spacing w:after="0" w:line="240" w:lineRule="auto"/>
               <w:rPr>
-                <w:rFonts w:ascii="Tahoma" w:hAnsi="Tahoma" w:cs="Tahoma"/>
+                <w:rFonts w:cstheme="minorHAnsi"/>
                 <w:b/>
                 <w:u w:val="single"/>
               </w:rPr>
@@ -3751,7 +3532,7 @@
             <w:pPr>
               <w:spacing w:after="0" w:line="240" w:lineRule="auto"/>
               <w:rPr>
-                <w:rFonts w:ascii="Tahoma" w:hAnsi="Tahoma" w:cs="Tahoma"/>
+                <w:rFonts w:cstheme="minorHAnsi"/>
                 <w:b/>
                 <w:u w:val="single"/>
               </w:rPr>
@@ -3776,7 +3557,7 @@
             <w:pPr>
               <w:spacing w:after="0" w:line="240" w:lineRule="auto"/>
               <w:rPr>
-                <w:rFonts w:ascii="Tahoma" w:hAnsi="Tahoma" w:cs="Tahoma"/>
+                <w:rFonts w:cstheme="minorHAnsi"/>
                 <w:b/>
                 <w:u w:val="single"/>
               </w:rPr>
@@ -3798,7 +3579,7 @@
             <w:pPr>
               <w:spacing w:after="0" w:line="240" w:lineRule="auto"/>
               <w:rPr>
-                <w:rFonts w:ascii="Tahoma" w:hAnsi="Tahoma" w:cs="Tahoma"/>
+                <w:rFonts w:cstheme="minorHAnsi"/>
                 <w:b/>
               </w:rPr>
             </w:pPr>
@@ -3840,7 +3621,7 @@
             <w:pPr>
               <w:spacing w:after="0" w:line="240" w:lineRule="auto"/>
               <w:rPr>
-                <w:rFonts w:ascii="Tahoma" w:hAnsi="Tahoma" w:cs="Tahoma"/>
+                <w:rFonts w:cstheme="minorHAnsi"/>
                 <w:b/>
                 <w:u w:val="single"/>
               </w:rPr>
@@ -3861,7 +3642,7 @@
             <w:pPr>
               <w:spacing w:after="0" w:line="240" w:lineRule="auto"/>
               <w:rPr>
-                <w:rFonts w:ascii="Tahoma" w:hAnsi="Tahoma" w:cs="Tahoma"/>
+                <w:rFonts w:cstheme="minorHAnsi"/>
                 <w:b/>
                 <w:u w:val="single"/>
               </w:rPr>
@@ -3885,7 +3666,7 @@
               <w:spacing w:after="0" w:line="240" w:lineRule="auto"/>
               <w:jc w:val="center"/>
               <w:rPr>
-                <w:rFonts w:ascii="Tahoma" w:hAnsi="Tahoma" w:cs="Tahoma"/>
+                <w:rFonts w:cstheme="minorHAnsi"/>
                 <w:b/>
                 <w:u w:val="single"/>
               </w:rPr>
@@ -3909,7 +3690,7 @@
               <w:spacing w:after="0" w:line="240" w:lineRule="auto"/>
               <w:jc w:val="center"/>
               <w:rPr>
-                <w:rFonts w:ascii="Tahoma" w:hAnsi="Tahoma" w:cs="Tahoma"/>
+                <w:rFonts w:cstheme="minorHAnsi"/>
                 <w:b/>
                 <w:u w:val="single"/>
               </w:rPr>
@@ -3931,7 +3712,7 @@
             <w:pPr>
               <w:spacing w:after="0" w:line="240" w:lineRule="auto"/>
               <w:rPr>
-                <w:rFonts w:ascii="Tahoma" w:hAnsi="Tahoma" w:cs="Tahoma"/>
+                <w:rFonts w:cstheme="minorHAnsi"/>
                 <w:b/>
                 <w:u w:val="single"/>
               </w:rPr>
@@ -3951,7 +3732,7 @@
             <w:pPr>
               <w:spacing w:after="0" w:line="240" w:lineRule="auto"/>
               <w:rPr>
-                <w:rFonts w:ascii="Tahoma" w:hAnsi="Tahoma" w:cs="Tahoma"/>
+                <w:rFonts w:cstheme="minorHAnsi"/>
                 <w:b/>
                 <w:u w:val="single"/>
               </w:rPr>
@@ -3976,7 +3757,7 @@
             <w:pPr>
               <w:spacing w:after="0" w:line="240" w:lineRule="auto"/>
               <w:rPr>
-                <w:rFonts w:ascii="Tahoma" w:hAnsi="Tahoma" w:cs="Tahoma"/>
+                <w:rFonts w:cstheme="minorHAnsi"/>
                 <w:b/>
                 <w:sz w:val="16"/>
                 <w:u w:val="single"/>
@@ -3999,7 +3780,7 @@
             <w:pPr>
               <w:spacing w:after="0" w:line="240" w:lineRule="auto"/>
               <w:rPr>
-                <w:rFonts w:ascii="Tahoma" w:hAnsi="Tahoma" w:cs="Tahoma"/>
+                <w:rFonts w:cstheme="minorHAnsi"/>
                 <w:b/>
                 <w:sz w:val="2"/>
                 <w:u w:val="single"/>
@@ -4043,7 +3824,7 @@
             <w:pPr>
               <w:spacing w:after="0" w:line="240" w:lineRule="auto"/>
               <w:rPr>
-                <w:rFonts w:ascii="Tahoma" w:hAnsi="Tahoma" w:cs="Tahoma"/>
+                <w:rFonts w:cstheme="minorHAnsi"/>
                 <w:b/>
                 <w:u w:val="single"/>
               </w:rPr>
@@ -4064,7 +3845,7 @@
             <w:pPr>
               <w:spacing w:after="0" w:line="240" w:lineRule="auto"/>
               <w:rPr>
-                <w:rFonts w:ascii="Tahoma" w:hAnsi="Tahoma" w:cs="Tahoma"/>
+                <w:rFonts w:cstheme="minorHAnsi"/>
                 <w:b/>
                 <w:u w:val="single"/>
               </w:rPr>
@@ -4087,7 +3868,7 @@
               <w:spacing w:after="0" w:line="240" w:lineRule="auto"/>
               <w:jc w:val="center"/>
               <w:rPr>
-                <w:rFonts w:ascii="Tahoma" w:hAnsi="Tahoma" w:cs="Tahoma"/>
+                <w:rFonts w:cstheme="minorHAnsi"/>
                 <w:b/>
               </w:rPr>
             </w:pPr>
@@ -4110,7 +3891,7 @@
               <w:spacing w:after="0" w:line="240" w:lineRule="auto"/>
               <w:jc w:val="center"/>
               <w:rPr>
-                <w:rFonts w:ascii="Tahoma" w:hAnsi="Tahoma" w:cs="Tahoma"/>
+                <w:rFonts w:cstheme="minorHAnsi"/>
                 <w:b/>
                 <w:u w:val="single"/>
               </w:rPr>
@@ -4133,7 +3914,7 @@
               <w:spacing w:after="0" w:line="240" w:lineRule="auto"/>
               <w:jc w:val="center"/>
               <w:rPr>
-                <w:rFonts w:ascii="Tahoma" w:hAnsi="Tahoma" w:cs="Tahoma"/>
+                <w:rFonts w:cstheme="minorHAnsi"/>
                 <w:b/>
                 <w:u w:val="single"/>
               </w:rPr>
@@ -4157,7 +3938,7 @@
               <w:spacing w:after="0" w:line="240" w:lineRule="auto"/>
               <w:jc w:val="center"/>
               <w:rPr>
-                <w:rFonts w:ascii="Tahoma" w:hAnsi="Tahoma" w:cs="Tahoma"/>
+                <w:rFonts w:cstheme="minorHAnsi"/>
                 <w:b/>
                 <w:u w:val="single"/>
               </w:rPr>
@@ -4180,7 +3961,7 @@
               <w:spacing w:after="0" w:line="240" w:lineRule="auto"/>
               <w:jc w:val="center"/>
               <w:rPr>
-                <w:rFonts w:ascii="Tahoma" w:hAnsi="Tahoma" w:cs="Tahoma"/>
+                <w:rFonts w:cstheme="minorHAnsi"/>
                 <w:b/>
                 <w:u w:val="single"/>
               </w:rPr>
@@ -4202,7 +3983,7 @@
             <w:pPr>
               <w:spacing w:after="0" w:line="240" w:lineRule="auto"/>
               <w:rPr>
-                <w:rFonts w:ascii="Tahoma" w:hAnsi="Tahoma" w:cs="Tahoma"/>
+                <w:rFonts w:cstheme="minorHAnsi"/>
                 <w:b/>
                 <w:u w:val="single"/>
               </w:rPr>
@@ -4222,7 +4003,7 @@
             <w:pPr>
               <w:spacing w:after="0" w:line="240" w:lineRule="auto"/>
               <w:rPr>
-                <w:rFonts w:ascii="Tahoma" w:hAnsi="Tahoma" w:cs="Tahoma"/>
+                <w:rFonts w:cstheme="minorHAnsi"/>
                 <w:b/>
                 <w:u w:val="single"/>
               </w:rPr>
@@ -4247,7 +4028,7 @@
             <w:pPr>
               <w:spacing w:after="0" w:line="240" w:lineRule="auto"/>
               <w:rPr>
-                <w:rFonts w:ascii="Tahoma" w:hAnsi="Tahoma" w:cs="Tahoma"/>
+                <w:rFonts w:cstheme="minorHAnsi"/>
                 <w:b/>
                 <w:u w:val="single"/>
               </w:rPr>
@@ -4269,7 +4050,7 @@
             <w:pPr>
               <w:spacing w:after="0" w:line="240" w:lineRule="auto"/>
               <w:rPr>
-                <w:rFonts w:ascii="Tahoma" w:hAnsi="Tahoma" w:cs="Tahoma"/>
+                <w:rFonts w:cstheme="minorHAnsi"/>
                 <w:b/>
               </w:rPr>
             </w:pPr>
@@ -4311,7 +4092,7 @@
             <w:pPr>
               <w:spacing w:after="0" w:line="240" w:lineRule="auto"/>
               <w:rPr>
-                <w:rFonts w:ascii="Tahoma" w:hAnsi="Tahoma" w:cs="Tahoma"/>
+                <w:rFonts w:cstheme="minorHAnsi"/>
                 <w:b/>
                 <w:u w:val="single"/>
               </w:rPr>
@@ -4332,7 +4113,7 @@
             <w:pPr>
               <w:spacing w:after="0" w:line="240" w:lineRule="auto"/>
               <w:rPr>
-                <w:rFonts w:ascii="Tahoma" w:hAnsi="Tahoma" w:cs="Tahoma"/>
+                <w:rFonts w:cstheme="minorHAnsi"/>
                 <w:b/>
                 <w:u w:val="single"/>
               </w:rPr>
@@ -4355,7 +4136,7 @@
               <w:spacing w:after="0" w:line="240" w:lineRule="auto"/>
               <w:jc w:val="center"/>
               <w:rPr>
-                <w:rFonts w:ascii="Tahoma" w:hAnsi="Tahoma" w:cs="Tahoma"/>
+                <w:rFonts w:cstheme="minorHAnsi"/>
                 <w:sz w:val="20"/>
                 <w:szCs w:val="20"/>
               </w:rPr>
@@ -4379,7 +4160,7 @@
               <w:spacing w:after="0" w:line="240" w:lineRule="auto"/>
               <w:jc w:val="center"/>
               <w:rPr>
-                <w:rFonts w:ascii="Tahoma" w:hAnsi="Tahoma" w:cs="Tahoma"/>
+                <w:rFonts w:cstheme="minorHAnsi"/>
                 <w:sz w:val="20"/>
                 <w:szCs w:val="20"/>
               </w:rPr>
@@ -4402,7 +4183,7 @@
               <w:spacing w:after="0" w:line="240" w:lineRule="auto"/>
               <w:jc w:val="center"/>
               <w:rPr>
-                <w:rFonts w:ascii="Tahoma" w:hAnsi="Tahoma" w:cs="Tahoma"/>
+                <w:rFonts w:cstheme="minorHAnsi"/>
                 <w:sz w:val="20"/>
                 <w:szCs w:val="20"/>
               </w:rPr>
@@ -4426,7 +4207,7 @@
               <w:spacing w:after="0" w:line="240" w:lineRule="auto"/>
               <w:jc w:val="center"/>
               <w:rPr>
-                <w:rFonts w:ascii="Tahoma" w:hAnsi="Tahoma" w:cs="Tahoma"/>
+                <w:rFonts w:cstheme="minorHAnsi"/>
                 <w:sz w:val="20"/>
                 <w:szCs w:val="20"/>
               </w:rPr>
@@ -4449,7 +4230,7 @@
               <w:spacing w:after="0" w:line="240" w:lineRule="auto"/>
               <w:jc w:val="center"/>
               <w:rPr>
-                <w:rFonts w:ascii="Tahoma" w:hAnsi="Tahoma" w:cs="Tahoma"/>
+                <w:rFonts w:cstheme="minorHAnsi"/>
                 <w:sz w:val="18"/>
                 <w:szCs w:val="18"/>
               </w:rPr>
@@ -4471,7 +4252,7 @@
             <w:pPr>
               <w:spacing w:after="0" w:line="240" w:lineRule="auto"/>
               <w:rPr>
-                <w:rFonts w:ascii="Tahoma" w:hAnsi="Tahoma" w:cs="Tahoma"/>
+                <w:rFonts w:cstheme="minorHAnsi"/>
                 <w:b/>
                 <w:u w:val="single"/>
               </w:rPr>
@@ -4491,7 +4272,7 @@
             <w:pPr>
               <w:spacing w:after="0" w:line="240" w:lineRule="auto"/>
               <w:rPr>
-                <w:rFonts w:ascii="Tahoma" w:hAnsi="Tahoma" w:cs="Tahoma"/>
+                <w:rFonts w:cstheme="minorHAnsi"/>
                 <w:b/>
                 <w:u w:val="single"/>
               </w:rPr>
@@ -4516,7 +4297,7 @@
             <w:pPr>
               <w:spacing w:after="0" w:line="240" w:lineRule="auto"/>
               <w:rPr>
-                <w:rFonts w:ascii="Tahoma" w:hAnsi="Tahoma" w:cs="Tahoma"/>
+                <w:rFonts w:cstheme="minorHAnsi"/>
                 <w:b/>
                 <w:u w:val="single"/>
               </w:rPr>
@@ -4538,7 +4319,7 @@
             <w:pPr>
               <w:spacing w:after="0" w:line="240" w:lineRule="auto"/>
               <w:rPr>
-                <w:rFonts w:ascii="Tahoma" w:hAnsi="Tahoma" w:cs="Tahoma"/>
+                <w:rFonts w:cstheme="minorHAnsi"/>
                 <w:b/>
               </w:rPr>
             </w:pPr>
@@ -4580,7 +4361,7 @@
             <w:pPr>
               <w:spacing w:after="0" w:line="240" w:lineRule="auto"/>
               <w:rPr>
-                <w:rFonts w:ascii="Tahoma" w:hAnsi="Tahoma" w:cs="Tahoma"/>
+                <w:rFonts w:cstheme="minorHAnsi"/>
                 <w:b/>
                 <w:u w:val="single"/>
               </w:rPr>
@@ -4601,7 +4382,7 @@
             <w:pPr>
               <w:spacing w:after="0" w:line="240" w:lineRule="auto"/>
               <w:rPr>
-                <w:rFonts w:ascii="Tahoma" w:hAnsi="Tahoma" w:cs="Tahoma"/>
+                <w:rFonts w:cstheme="minorHAnsi"/>
                 <w:b/>
                 <w:u w:val="single"/>
               </w:rPr>
@@ -4624,7 +4405,7 @@
               <w:spacing w:after="0" w:line="240" w:lineRule="auto"/>
               <w:jc w:val="center"/>
               <w:rPr>
-                <w:rFonts w:ascii="Tahoma" w:hAnsi="Tahoma" w:cs="Tahoma"/>
+                <w:rFonts w:cstheme="minorHAnsi"/>
                 <w:sz w:val="20"/>
                 <w:szCs w:val="20"/>
               </w:rPr>
@@ -4648,7 +4429,7 @@
               <w:spacing w:after="0" w:line="240" w:lineRule="auto"/>
               <w:jc w:val="center"/>
               <w:rPr>
-                <w:rFonts w:ascii="Tahoma" w:hAnsi="Tahoma" w:cs="Tahoma"/>
+                <w:rFonts w:cstheme="minorHAnsi"/>
                 <w:sz w:val="20"/>
                 <w:szCs w:val="20"/>
               </w:rPr>
@@ -4671,7 +4452,7 @@
               <w:spacing w:after="0" w:line="240" w:lineRule="auto"/>
               <w:jc w:val="center"/>
               <w:rPr>
-                <w:rFonts w:ascii="Tahoma" w:hAnsi="Tahoma" w:cs="Tahoma"/>
+                <w:rFonts w:cstheme="minorHAnsi"/>
                 <w:sz w:val="20"/>
                 <w:szCs w:val="20"/>
               </w:rPr>
@@ -4695,7 +4476,7 @@
               <w:spacing w:after="0" w:line="240" w:lineRule="auto"/>
               <w:jc w:val="center"/>
               <w:rPr>
-                <w:rFonts w:ascii="Tahoma" w:hAnsi="Tahoma" w:cs="Tahoma"/>
+                <w:rFonts w:cstheme="minorHAnsi"/>
                 <w:sz w:val="20"/>
                 <w:szCs w:val="20"/>
               </w:rPr>
@@ -4718,7 +4499,7 @@
               <w:spacing w:after="0" w:line="240" w:lineRule="auto"/>
               <w:jc w:val="center"/>
               <w:rPr>
-                <w:rFonts w:ascii="Tahoma" w:hAnsi="Tahoma" w:cs="Tahoma"/>
+                <w:rFonts w:cstheme="minorHAnsi"/>
                 <w:sz w:val="18"/>
                 <w:szCs w:val="18"/>
               </w:rPr>
@@ -4740,7 +4521,7 @@
             <w:pPr>
               <w:spacing w:after="0" w:line="240" w:lineRule="auto"/>
               <w:rPr>
-                <w:rFonts w:ascii="Tahoma" w:hAnsi="Tahoma" w:cs="Tahoma"/>
+                <w:rFonts w:cstheme="minorHAnsi"/>
                 <w:b/>
                 <w:u w:val="single"/>
               </w:rPr>
@@ -4760,7 +4541,7 @@
             <w:pPr>
               <w:spacing w:after="0" w:line="240" w:lineRule="auto"/>
               <w:rPr>
-                <w:rFonts w:ascii="Tahoma" w:hAnsi="Tahoma" w:cs="Tahoma"/>
+                <w:rFonts w:cstheme="minorHAnsi"/>
                 <w:b/>
                 <w:u w:val="single"/>
               </w:rPr>
@@ -4785,7 +4566,7 @@
             <w:pPr>
               <w:spacing w:after="0" w:line="240" w:lineRule="auto"/>
               <w:rPr>
-                <w:rFonts w:ascii="Tahoma" w:hAnsi="Tahoma" w:cs="Tahoma"/>
+                <w:rFonts w:cstheme="minorHAnsi"/>
                 <w:b/>
                 <w:u w:val="single"/>
               </w:rPr>
@@ -4807,7 +4588,7 @@
             <w:pPr>
               <w:spacing w:after="0" w:line="240" w:lineRule="auto"/>
               <w:rPr>
-                <w:rFonts w:ascii="Tahoma" w:hAnsi="Tahoma" w:cs="Tahoma"/>
+                <w:rFonts w:cstheme="minorHAnsi"/>
                 <w:b/>
                 <w:u w:val="single"/>
               </w:rPr>
@@ -4829,7 +4610,7 @@
             <w:pPr>
               <w:spacing w:after="0" w:line="240" w:lineRule="auto"/>
               <w:rPr>
-                <w:rFonts w:ascii="Tahoma" w:hAnsi="Tahoma" w:cs="Tahoma"/>
+                <w:rFonts w:cstheme="minorHAnsi"/>
                 <w:b/>
                 <w:u w:val="single"/>
               </w:rPr>
@@ -4851,7 +4632,7 @@
             <w:pPr>
               <w:spacing w:after="0" w:line="240" w:lineRule="auto"/>
               <w:rPr>
-                <w:rFonts w:ascii="Tahoma" w:hAnsi="Tahoma" w:cs="Tahoma"/>
+                <w:rFonts w:cstheme="minorHAnsi"/>
                 <w:b/>
                 <w:u w:val="single"/>
               </w:rPr>
@@ -4873,7 +4654,7 @@
             <w:pPr>
               <w:spacing w:after="0" w:line="240" w:lineRule="auto"/>
               <w:rPr>
-                <w:rFonts w:ascii="Tahoma" w:hAnsi="Tahoma" w:cs="Tahoma"/>
+                <w:rFonts w:cstheme="minorHAnsi"/>
                 <w:b/>
                 <w:u w:val="single"/>
               </w:rPr>
@@ -4893,7 +4674,7 @@
             <w:pPr>
               <w:spacing w:after="0" w:line="240" w:lineRule="auto"/>
               <w:rPr>
-                <w:rFonts w:ascii="Tahoma" w:hAnsi="Tahoma" w:cs="Tahoma"/>
+                <w:rFonts w:cstheme="minorHAnsi"/>
                 <w:b/>
                 <w:u w:val="single"/>
               </w:rPr>
@@ -4920,7 +4701,7 @@
             <w:pPr>
               <w:spacing w:after="0" w:line="240" w:lineRule="auto"/>
               <w:rPr>
-                <w:rFonts w:ascii="Tahoma" w:hAnsi="Tahoma" w:cs="Tahoma"/>
+                <w:rFonts w:cstheme="minorHAnsi"/>
                 <w:b/>
                 <w:sz w:val="10"/>
                 <w:u w:val="single"/>
@@ -4943,7 +4724,7 @@
             <w:pPr>
               <w:spacing w:after="0" w:line="240" w:lineRule="auto"/>
               <w:rPr>
-                <w:rFonts w:ascii="Tahoma" w:hAnsi="Tahoma" w:cs="Tahoma"/>
+                <w:rFonts w:cstheme="minorHAnsi"/>
                 <w:b/>
                 <w:sz w:val="10"/>
                 <w:u w:val="single"/>
@@ -4965,7 +4746,7 @@
             <w:pPr>
               <w:spacing w:after="0" w:line="240" w:lineRule="auto"/>
               <w:rPr>
-                <w:rFonts w:ascii="Tahoma" w:hAnsi="Tahoma" w:cs="Tahoma"/>
+                <w:rFonts w:cstheme="minorHAnsi"/>
                 <w:b/>
                 <w:sz w:val="10"/>
                 <w:u w:val="single"/>
@@ -4988,7 +4769,7 @@
             <w:pPr>
               <w:spacing w:after="0" w:line="240" w:lineRule="auto"/>
               <w:rPr>
-                <w:rFonts w:ascii="Tahoma" w:hAnsi="Tahoma" w:cs="Tahoma"/>
+                <w:rFonts w:cstheme="minorHAnsi"/>
                 <w:b/>
                 <w:sz w:val="10"/>
                 <w:u w:val="single"/>
@@ -5009,7 +4790,7 @@
             <w:pPr>
               <w:spacing w:after="0" w:line="240" w:lineRule="auto"/>
               <w:rPr>
-                <w:rFonts w:ascii="Tahoma" w:hAnsi="Tahoma" w:cs="Tahoma"/>
+                <w:rFonts w:cstheme="minorHAnsi"/>
                 <w:b/>
                 <w:sz w:val="10"/>
                 <w:u w:val="single"/>
@@ -5037,12 +4818,15 @@
           <w:p>
             <w:pPr>
               <w:ind w:left="139"/>
-            </w:pPr>
-            <w:r>
-              <w:t>Analysis &amp; Recommendations</w:t>
-            </w:r>
-            <w:r>
-              <w:t>:</w:t>
+              <w:rPr>
+                <w:rFonts w:cstheme="minorHAnsi"/>
+              </w:rPr>
+            </w:pPr>
+            <w:r>
+              <w:rPr>
+                <w:rFonts w:cstheme="minorHAnsi"/>
+              </w:rPr>
+              <w:t>Analysis &amp; Recommendations:</w:t>
             </w:r>
           </w:p>
         </w:tc>
@@ -5071,7 +4855,7 @@
               <w:ind w:left="146" w:right="141"/>
               <w:jc w:val="both"/>
               <w:rPr>
-                <w:rFonts w:ascii="Calibri,Bold" w:hAnsi="Calibri,Bold" w:cs="Calibri,Bold"/>
+                <w:rFonts w:cstheme="minorHAnsi"/>
                 <w:b/>
                 <w:bCs/>
                 <w:lang w:eastAsia="en-MY"/>
@@ -5079,6 +4863,7 @@
             </w:pPr>
             <w:r>
               <w:rPr>
+                <w:rFonts w:cstheme="minorHAnsi"/>
                 <w:b/>
                 <w:i/>
               </w:rPr>
@@ -5086,6 +4871,9 @@
               <w:t xml:space="preserve">Analysis: </w:t>
             </w:r>
             <w:r>
+              <w:rPr>
+                <w:rFonts w:cstheme="minorHAnsi"/>
+              </w:rPr>
               <w:t xml:space="preserve"> </w:t>
             </w:r>
           </w:p>
@@ -5111,10 +4899,13 @@
             <w:pPr>
               <w:ind w:left="146" w:right="141"/>
               <w:jc w:val="both"/>
-            </w:pPr>
-            <w:r>
-              <w:rPr>
-                <w:rFonts w:cs="Tahoma"/>
+              <w:rPr>
+                <w:rFonts w:cstheme="minorHAnsi"/>
+              </w:rPr>
+            </w:pPr>
+            <w:r>
+              <w:rPr>
+                <w:rFonts w:cstheme="minorHAnsi"/>
                 <w:b/>
                 <w:i/>
                 <w:noProof/>
@@ -5124,7 +4915,7 @@
             </w:r>
             <w:r>
               <w:rPr>
-                <w:rFonts w:cs="Tahoma"/>
+                <w:rFonts w:cstheme="minorHAnsi"/>
                 <w:noProof/>
                 <w:lang w:val="en-US"/>
               </w:rPr>
@@ -5134,7 +4925,13 @@
         </w:tc>
       </w:tr>
     </w:tbl>
-    <w:p/>
+    <w:p>
+      <w:pPr>
+        <w:rPr>
+          <w:rFonts w:cstheme="minorHAnsi"/>
+        </w:rPr>
+      </w:pPr>
+    </w:p>
     <w:sectPr>
       <w:pgSz w:w="11907" w:h="16839" w:code="9"/>
       <w:pgMar w:top="851" w:right="1134" w:bottom="568" w:left="1418" w:header="426" w:footer="720" w:gutter="0"/>
